--- a/ЖД станция/Работа над ошибками/Замечания/Замечания_Пятница_этап4_ПЗУ.docx
+++ b/ЖД станция/Работа над ошибками/Замечания/Замечания_Пятница_этап4_ПЗУ.docx
@@ -2,7 +2,7 @@
 <file path=word/document.xml><?xml version="1.0" encoding="utf-8"?>
 <w:document xmlns:w="http://schemas.openxmlformats.org/wordprocessingml/2006/main" xmlns:m="http://schemas.openxmlformats.org/officeDocument/2006/math" xmlns:r="http://schemas.openxmlformats.org/officeDocument/2006/relationships" xmlns:o="urn:schemas-microsoft-com:office:office" xmlns:v="urn:schemas-microsoft-com:vml" xmlns:w10="urn:schemas-microsoft-com:office:word" xmlns:a="http://schemas.openxmlformats.org/drawingml/2006/main" xmlns:pic="http://schemas.openxmlformats.org/drawingml/2006/picture" xmlns:wp="http://schemas.openxmlformats.org/drawingml/2006/wordprocessingDrawing">
   <w:body>
-    <w:bookmarkStart w:id="82" w:name="Xc56a015ecfe689d3f877b867f53cc4a15080bbb"/>
+    <w:bookmarkStart w:id="76" w:name="Xc56a015ecfe689d3f877b867f53cc4a15080bbb"/>
     <w:p>
       <w:pPr>
         <w:pStyle w:val="Heading1"/>
@@ -589,7 +589,7 @@
         <w:pStyle w:val="ImageCaption"/>
       </w:pPr>
       <w:r>
-        <w:t xml:space="preserve">Узел ПД и разрез модели Ч5 по бортовому камню. Так же — в Ч1, Ч2, Ч6, Ч7.</w:t>
+        <w:t xml:space="preserve">Узел ПД и разрез модели Ч6 по бортовому камню. Так же — в Ч1, Ч2, Ч5, Ч7.</w:t>
       </w:r>
     </w:p>
     <w:p>
@@ -848,7 +848,7 @@
         <w:pStyle w:val="ImageCaption"/>
       </w:pPr>
       <w:r>
-        <w:t xml:space="preserve">Тип 1 по ПД и атрибуты слоёв в модели Ч5 (те же значения в Ч1, Ч2, Ч6, Ч7).</w:t>
+        <w:t xml:space="preserve">Тип 1 по ПД и атрибуты слоёв в модели Ч6 (те же значения в Ч1, Ч2, Ч5, Ч7).</w:t>
       </w:r>
     </w:p>
     <w:p>
@@ -903,7 +903,7 @@
         <w:pStyle w:val="ImageCaption"/>
       </w:pPr>
       <w:r>
-        <w:t xml:space="preserve">Узел бортового камня по ПД и атрибуты борта, бетона и щебня под ним в модели Ч5.</w:t>
+        <w:t xml:space="preserve">Узел бортового камня по ПД и атрибуты борта, бетона и щебня под ним в модели Ч6 (так же в Ч1, Ч2, Ч5, Ч7).</w:t>
       </w:r>
     </w:p>
     <w:p>
@@ -1095,11 +1095,11 @@
         <w:pStyle w:val="ImageCaption"/>
       </w:pPr>
       <w:r>
-        <w:t xml:space="preserve">Дерево модели Ч5 (так же во всех 7 моделях).</w:t>
+        <w:t xml:space="preserve">Дерево модели Ч6 (так же во всех 7 моделях).</w:t>
       </w:r>
     </w:p>
     <w:bookmarkEnd w:id="35"/>
-    <w:bookmarkStart w:id="42" w:name="X510a03d5fd98dd74ba0e504f59b67b8acff2b48"/>
+    <w:bookmarkStart w:id="36" w:name="X510a03d5fd98dd74ba0e504f59b67b8acff2b48"/>
     <w:p>
       <w:pPr>
         <w:pStyle w:val="Heading2"/>
@@ -1117,33 +1117,7 @@
         <w:pStyle w:val="Compact"/>
       </w:pPr>
       <w:r>
-        <w:rPr>
-          <w:bCs/>
-          <w:b/>
-        </w:rPr>
-        <w:t xml:space="preserve">Рельеф площадки не соответствует ПД.</w:t>
-      </w:r>
-      <w:r>
-        <w:t xml:space="preserve"> </w:t>
-      </w:r>
-      <w:r>
-        <w:t xml:space="preserve">Восточная часть площадки поднята на</w:t>
-      </w:r>
-      <w:r>
-        <w:t xml:space="preserve"> </w:t>
-      </w:r>
-      <w:r>
-        <w:rPr>
-          <w:bCs/>
-          <w:b/>
-        </w:rPr>
-        <w:t xml:space="preserve">+0,45 м</w:t>
-      </w:r>
-      <w:r>
-        <w:t xml:space="preserve"> </w:t>
-      </w:r>
-      <w:r>
-        <w:t xml:space="preserve">(углы 189,70 / 189,78 при проектных 189,25 / 189,33), западные углы совпадают. По ПД площадка падает на восток 5–6‰, в модели — поднимается на восток. Расхождение с проектными горизонталями — на ~60% площади. Внести правки.</w:t>
+        <w:t xml:space="preserve">Рельеф площадки, засыпка зданий, бортовой камень и атрибуты по этой модели — см. ранее выданные замечания (части 1 и 2), здесь не дублируются.</w:t>
       </w:r>
     </w:p>
     <w:p>
@@ -1155,17 +1129,7 @@
         <w:pStyle w:val="Compact"/>
       </w:pPr>
       <w:r>
-        <w:rPr>
-          <w:bCs/>
-          <w:b/>
-        </w:rPr>
-        <w:t xml:space="preserve">Здания засыпаны.</w:t>
-      </w:r>
-      <w:r>
-        <w:t xml:space="preserve"> </w:t>
-      </w:r>
-      <w:r>
-        <w:t xml:space="preserve">Отметка поверхности у зданий выше 0.000 по РД: поз. 2 (пункт обогрева) +0,37 м, поз. 3 (туалет) +0,27 м, поз. 1 (компрессорная) +0,18 м, поз. 4 (ТП) +0,06 м. Отметки выборочной площадки зданий не соответствуют документации.</w:t>
+        <w:t xml:space="preserve">Дополнительно: из-за подъёма площадки откос на севере выходит за границу благоустройства (~18 м²).</w:t>
       </w:r>
     </w:p>
     <w:p>
@@ -1177,31 +1141,75 @@
         <w:pStyle w:val="Compact"/>
       </w:pPr>
       <w:r>
-        <w:t xml:space="preserve">Из-за подъёма откос на севере выходит за границу благоустройства (~18 м²).</w:t>
+        <w:t xml:space="preserve">Геотекстиль: в атрибуте «Площадь» 146,7 м² (объём 0,44), по геометрии 44,0 м².</w:t>
+      </w:r>
+    </w:p>
+    <w:bookmarkEnd w:id="36"/>
+    <w:bookmarkStart w:id="46" w:name="X31f9ea7c3aee4443e810bd2af8dd18dd888b6dd"/>
+    <w:p>
+      <w:pPr>
+        <w:pStyle w:val="Heading2"/>
+      </w:pPr>
+      <w:r>
+        <w:t xml:space="preserve">1439-2025-4_Круглое поле_4_ГП_ПЗУ_Ч1_Компрессорная №4.ifc</w:t>
       </w:r>
     </w:p>
     <w:p>
       <w:pPr>
         <w:numPr>
           <w:ilvl w:val="0"/>
-          <w:numId w:val="1005"/>
+          <w:numId w:val="1006"/>
         </w:numPr>
         <w:pStyle w:val="Compact"/>
       </w:pPr>
       <w:r>
-        <w:t xml:space="preserve">Геотекстиль: в атрибуте «Площадь» 146,7 м² (объём 0,44), по геометрии 44,0 м².</w:t>
+        <w:rPr>
+          <w:bCs/>
+          <w:b/>
+        </w:rPr>
+        <w:t xml:space="preserve">Отмостка «Тип 2» без утеплителя.</w:t>
+      </w:r>
+      <w:r>
+        <w:t xml:space="preserve"> </w:t>
+      </w:r>
+      <w:r>
+        <w:t xml:space="preserve">ЭППС смоделирован только у поз. 2 (МК АТС) — 56 м² из ~258 м² отмосток. У остальных зданий между щебнем и песком пустой зазор 0,05 м. Гидроизоляции нет нигде.</w:t>
       </w:r>
     </w:p>
     <w:p>
       <w:pPr>
         <w:numPr>
           <w:ilvl w:val="0"/>
-          <w:numId w:val="1005"/>
+          <w:numId w:val="1006"/>
         </w:numPr>
         <w:pStyle w:val="Compact"/>
       </w:pPr>
       <w:r>
-        <w:t xml:space="preserve">Шифр «4.3.1» → 4.2.1 (см. общий п. 6).</w:t>
+        <w:t xml:space="preserve">8 элементов-обрезков геотекстиля (Площадь = 0, объём ≈ 0) — удалить.</w:t>
+      </w:r>
+    </w:p>
+    <w:p>
+      <w:pPr>
+        <w:numPr>
+          <w:ilvl w:val="0"/>
+          <w:numId w:val="1006"/>
+        </w:numPr>
+        <w:pStyle w:val="Compact"/>
+      </w:pPr>
+      <w:r>
+        <w:t xml:space="preserve">Юго-западный край: модель не доходит до границы благоустройства (полоса до ~1,5 м, ≈130 м²), откос/газон местами выше проектных горизонталей на 0,12–0,18 м — проверить.</w:t>
+      </w:r>
+    </w:p>
+    <w:p>
+      <w:pPr>
+        <w:numPr>
+          <w:ilvl w:val="0"/>
+          <w:numId w:val="1006"/>
+        </w:numPr>
+        <w:pStyle w:val="Compact"/>
+      </w:pPr>
+      <w:r>
+        <w:t xml:space="preserve">Остальной рельеф и посадка всех 8 зданий соответствуют ПД/РД (±0,02 м).</w:t>
       </w:r>
     </w:p>
     <w:p>
@@ -1211,182 +1219,20 @@
       <w:r>
         <w:drawing>
           <wp:inline>
-            <wp:extent cx="7734014" cy="6047999"/>
+            <wp:extent cx="9612000" cy="3376938"/>
             <wp:effectExtent b="0" l="0" r="0" t="0"/>
-            <wp:docPr descr="" title="" id="37" name="Picture"/>
+            <wp:docPr descr="" title="" id="38" name="Picture"/>
             <a:graphic>
               <a:graphicData uri="http://schemas.openxmlformats.org/drawingml/2006/picture">
                 <pic:pic>
                   <pic:nvPicPr>
-                    <pic:cNvPr descr="/tmp/claude-0/-home-user-Cloude/f5b51736-07b5-508b-a485-66a45660e91c/scratchpad/final/01_Ч5_рельеф.png" id="38" name="Picture"/>
+                    <pic:cNvPr descr="/tmp/claude-0/-home-user-Cloude/f5b51736-07b5-508b-a485-66a45660e91c/scratchpad/final/04_Ч1_нет_ЭППС.png" id="39" name="Picture"/>
                     <pic:cNvPicPr>
                       <a:picLocks noChangeArrowheads="1" noChangeAspect="1"/>
                     </pic:cNvPicPr>
                   </pic:nvPicPr>
                   <pic:blipFill>
-                    <a:blip r:embed="rId36"/>
-                    <a:stretch>
-                      <a:fillRect/>
-                    </a:stretch>
-                  </pic:blipFill>
-                  <pic:spPr bwMode="auto">
-                    <a:xfrm>
-                      <a:off x="0" y="0"/>
-                      <a:ext cx="7734014" cy="6047999"/>
-                    </a:xfrm>
-                    <a:prstGeom prst="rect">
-                      <a:avLst/>
-                    </a:prstGeom>
-                    <a:noFill/>
-                    <a:ln w="9525">
-                      <a:noFill/>
-                      <a:headEnd/>
-                      <a:tailEnd/>
-                    </a:ln>
-                  </pic:spPr>
-                </pic:pic>
-              </a:graphicData>
-            </a:graphic>
-          </wp:inline>
-        </w:drawing>
-      </w:r>
-    </w:p>
-    <w:p>
-      <w:pPr>
-        <w:pStyle w:val="Figure"/>
-      </w:pPr>
-      <w:r>
-        <w:drawing>
-          <wp:inline>
-            <wp:extent cx="5666457" cy="6047999"/>
-            <wp:effectExtent b="0" l="0" r="0" t="0"/>
-            <wp:docPr descr="" title="" id="40" name="Picture"/>
-            <a:graphic>
-              <a:graphicData uri="http://schemas.openxmlformats.org/drawingml/2006/picture">
-                <pic:pic>
-                  <pic:nvPicPr>
-                    <pic:cNvPr descr="/tmp/claude-0/-home-user-Cloude/f5b51736-07b5-508b-a485-66a45660e91c/scratchpad/final/02_Ч5_здания_засыпаны.png" id="41" name="Picture"/>
-                    <pic:cNvPicPr>
-                      <a:picLocks noChangeArrowheads="1" noChangeAspect="1"/>
-                    </pic:cNvPicPr>
-                  </pic:nvPicPr>
-                  <pic:blipFill>
-                    <a:blip r:embed="rId39"/>
-                    <a:stretch>
-                      <a:fillRect/>
-                    </a:stretch>
-                  </pic:blipFill>
-                  <pic:spPr bwMode="auto">
-                    <a:xfrm>
-                      <a:off x="0" y="0"/>
-                      <a:ext cx="5666457" cy="6047999"/>
-                    </a:xfrm>
-                    <a:prstGeom prst="rect">
-                      <a:avLst/>
-                    </a:prstGeom>
-                    <a:noFill/>
-                    <a:ln w="9525">
-                      <a:noFill/>
-                      <a:headEnd/>
-                      <a:tailEnd/>
-                    </a:ln>
-                  </pic:spPr>
-                </pic:pic>
-              </a:graphicData>
-            </a:graphic>
-          </wp:inline>
-        </w:drawing>
-      </w:r>
-    </w:p>
-    <w:bookmarkEnd w:id="42"/>
-    <w:bookmarkStart w:id="52" w:name="X31f9ea7c3aee4443e810bd2af8dd18dd888b6dd"/>
-    <w:p>
-      <w:pPr>
-        <w:pStyle w:val="Heading2"/>
-      </w:pPr>
-      <w:r>
-        <w:t xml:space="preserve">1439-2025-4_Круглое поле_4_ГП_ПЗУ_Ч1_Компрессорная №4.ifc</w:t>
-      </w:r>
-    </w:p>
-    <w:p>
-      <w:pPr>
-        <w:numPr>
-          <w:ilvl w:val="0"/>
-          <w:numId w:val="1006"/>
-        </w:numPr>
-        <w:pStyle w:val="Compact"/>
-      </w:pPr>
-      <w:r>
-        <w:rPr>
-          <w:bCs/>
-          <w:b/>
-        </w:rPr>
-        <w:t xml:space="preserve">Отмостка «Тип 2» без утеплителя.</w:t>
-      </w:r>
-      <w:r>
-        <w:t xml:space="preserve"> </w:t>
-      </w:r>
-      <w:r>
-        <w:t xml:space="preserve">ЭППС смоделирован только у поз. 2 (МК АТС) — 56 м² из ~258 м² отмосток. У остальных зданий между щебнем и песком пустой зазор 0,05 м. Гидроизоляции нет нигде.</w:t>
-      </w:r>
-    </w:p>
-    <w:p>
-      <w:pPr>
-        <w:numPr>
-          <w:ilvl w:val="0"/>
-          <w:numId w:val="1006"/>
-        </w:numPr>
-        <w:pStyle w:val="Compact"/>
-      </w:pPr>
-      <w:r>
-        <w:t xml:space="preserve">8 элементов-обрезков геотекстиля (Площадь = 0, объём ≈ 0) — удалить.</w:t>
-      </w:r>
-    </w:p>
-    <w:p>
-      <w:pPr>
-        <w:numPr>
-          <w:ilvl w:val="0"/>
-          <w:numId w:val="1006"/>
-        </w:numPr>
-        <w:pStyle w:val="Compact"/>
-      </w:pPr>
-      <w:r>
-        <w:t xml:space="preserve">Юго-западный край: модель не доходит до границы благоустройства (полоса до ~1,5 м, ≈130 м²), откос/газон местами выше проектных горизонталей на 0,12–0,18 м — проверить.</w:t>
-      </w:r>
-    </w:p>
-    <w:p>
-      <w:pPr>
-        <w:numPr>
-          <w:ilvl w:val="0"/>
-          <w:numId w:val="1006"/>
-        </w:numPr>
-        <w:pStyle w:val="Compact"/>
-      </w:pPr>
-      <w:r>
-        <w:t xml:space="preserve">Остальной рельеф и посадка всех 8 зданий соответствуют ПД/РД (±0,02 м).</w:t>
-      </w:r>
-    </w:p>
-    <w:p>
-      <w:pPr>
-        <w:pStyle w:val="Figure"/>
-      </w:pPr>
-      <w:r>
-        <w:drawing>
-          <wp:inline>
-            <wp:extent cx="9612000" cy="3376938"/>
-            <wp:effectExtent b="0" l="0" r="0" t="0"/>
-            <wp:docPr descr="" title="" id="44" name="Picture"/>
-            <a:graphic>
-              <a:graphicData uri="http://schemas.openxmlformats.org/drawingml/2006/picture">
-                <pic:pic>
-                  <pic:nvPicPr>
-                    <pic:cNvPr descr="/tmp/claude-0/-home-user-Cloude/f5b51736-07b5-508b-a485-66a45660e91c/scratchpad/final/04_Ч1_нет_ЭППС.png" id="45" name="Picture"/>
-                    <pic:cNvPicPr>
-                      <a:picLocks noChangeArrowheads="1" noChangeAspect="1"/>
-                    </pic:cNvPicPr>
-                  </pic:nvPicPr>
-                  <pic:blipFill>
-                    <a:blip r:embed="rId43"/>
+                    <a:blip r:embed="rId37"/>
                     <a:stretch>
                       <a:fillRect/>
                     </a:stretch>
@@ -1422,18 +1268,18 @@
           <wp:inline>
             <wp:extent cx="8170200" cy="5446800"/>
             <wp:effectExtent b="0" l="0" r="0" t="0"/>
-            <wp:docPr descr="" title="" id="47" name="Picture"/>
+            <wp:docPr descr="" title="" id="41" name="Picture"/>
             <a:graphic>
               <a:graphicData uri="http://schemas.openxmlformats.org/drawingml/2006/picture">
                 <pic:pic>
                   <pic:nvPicPr>
-                    <pic:cNvPr descr="/tmp/claude-0/-home-user-Cloude/f5b51736-07b5-508b-a485-66a45660e91c/scratchpad/final/10_Ч1_край_площадки.png" id="48" name="Picture"/>
+                    <pic:cNvPr descr="/tmp/claude-0/-home-user-Cloude/f5b51736-07b5-508b-a485-66a45660e91c/scratchpad/final/10_Ч1_край_площадки.png" id="42" name="Picture"/>
                     <pic:cNvPicPr>
                       <a:picLocks noChangeArrowheads="1" noChangeAspect="1"/>
                     </pic:cNvPicPr>
                   </pic:nvPicPr>
                   <pic:blipFill>
-                    <a:blip r:embed="rId46"/>
+                    <a:blip r:embed="rId40"/>
                     <a:stretch>
                       <a:fillRect/>
                     </a:stretch>
@@ -1469,18 +1315,18 @@
           <wp:inline>
             <wp:extent cx="8170200" cy="5174460"/>
             <wp:effectExtent b="0" l="0" r="0" t="0"/>
-            <wp:docPr descr="" title="" id="50" name="Picture"/>
+            <wp:docPr descr="" title="" id="44" name="Picture"/>
             <a:graphic>
               <a:graphicData uri="http://schemas.openxmlformats.org/drawingml/2006/picture">
                 <pic:pic>
                   <pic:nvPicPr>
-                    <pic:cNvPr descr="/tmp/claude-0/-home-user-Cloude/f5b51736-07b5-508b-a485-66a45660e91c/scratchpad/final/07_обрезки_Ч1.png" id="51" name="Picture"/>
+                    <pic:cNvPr descr="/tmp/claude-0/-home-user-Cloude/f5b51736-07b5-508b-a485-66a45660e91c/scratchpad/final/07_обрезки_Ч1.png" id="45" name="Picture"/>
                     <pic:cNvPicPr>
                       <a:picLocks noChangeArrowheads="1" noChangeAspect="1"/>
                     </pic:cNvPicPr>
                   </pic:nvPicPr>
                   <pic:blipFill>
-                    <a:blip r:embed="rId49"/>
+                    <a:blip r:embed="rId43"/>
                     <a:stretch>
                       <a:fillRect/>
                     </a:stretch>
@@ -1507,8 +1353,8 @@
         </w:drawing>
       </w:r>
     </w:p>
-    <w:bookmarkEnd w:id="52"/>
-    <w:bookmarkStart w:id="56" w:name="X0de8f20ae516cdee45916974a7fca4fff82098b"/>
+    <w:bookmarkEnd w:id="46"/>
+    <w:bookmarkStart w:id="50" w:name="X0de8f20ae516cdee45916974a7fca4fff82098b"/>
     <w:p>
       <w:pPr>
         <w:pStyle w:val="Heading2"/>
@@ -1550,18 +1396,18 @@
           <wp:inline>
             <wp:extent cx="8170200" cy="5174460"/>
             <wp:effectExtent b="0" l="0" r="0" t="0"/>
-            <wp:docPr descr="" title="" id="54" name="Picture"/>
+            <wp:docPr descr="" title="" id="48" name="Picture"/>
             <a:graphic>
               <a:graphicData uri="http://schemas.openxmlformats.org/drawingml/2006/picture">
                 <pic:pic>
                   <pic:nvPicPr>
-                    <pic:cNvPr descr="/tmp/claude-0/-home-user-Cloude/f5b51736-07b5-508b-a485-66a45660e91c/scratchpad/final/07_обрезки_Ч2.png" id="55" name="Picture"/>
+                    <pic:cNvPr descr="/tmp/claude-0/-home-user-Cloude/f5b51736-07b5-508b-a485-66a45660e91c/scratchpad/final/07_обрезки_Ч2.png" id="49" name="Picture"/>
                     <pic:cNvPicPr>
                       <a:picLocks noChangeArrowheads="1" noChangeAspect="1"/>
                     </pic:cNvPicPr>
                   </pic:nvPicPr>
                   <pic:blipFill>
-                    <a:blip r:embed="rId53"/>
+                    <a:blip r:embed="rId47"/>
                     <a:stretch>
                       <a:fillRect/>
                     </a:stretch>
@@ -1588,8 +1434,8 @@
         </w:drawing>
       </w:r>
     </w:p>
-    <w:bookmarkEnd w:id="56"/>
-    <w:bookmarkStart w:id="60" w:name="Xe816ec5281c5c3e930e822390bd080c859383e4"/>
+    <w:bookmarkEnd w:id="50"/>
+    <w:bookmarkStart w:id="54" w:name="Xe816ec5281c5c3e930e822390bd080c859383e4"/>
     <w:p>
       <w:pPr>
         <w:pStyle w:val="Heading2"/>
@@ -1643,18 +1489,18 @@
           <wp:inline>
             <wp:extent cx="8170200" cy="5174460"/>
             <wp:effectExtent b="0" l="0" r="0" t="0"/>
-            <wp:docPr descr="" title="" id="58" name="Picture"/>
+            <wp:docPr descr="" title="" id="52" name="Picture"/>
             <a:graphic>
               <a:graphicData uri="http://schemas.openxmlformats.org/drawingml/2006/picture">
                 <pic:pic>
                   <pic:nvPicPr>
-                    <pic:cNvPr descr="/tmp/claude-0/-home-user-Cloude/f5b51736-07b5-508b-a485-66a45660e91c/scratchpad/final/07_обрезки_Ч6.png" id="59" name="Picture"/>
+                    <pic:cNvPr descr="/tmp/claude-0/-home-user-Cloude/f5b51736-07b5-508b-a485-66a45660e91c/scratchpad/final/07_обрезки_Ч6.png" id="53" name="Picture"/>
                     <pic:cNvPicPr>
                       <a:picLocks noChangeArrowheads="1" noChangeAspect="1"/>
                     </pic:cNvPicPr>
                   </pic:nvPicPr>
                   <pic:blipFill>
-                    <a:blip r:embed="rId57"/>
+                    <a:blip r:embed="rId51"/>
                     <a:stretch>
                       <a:fillRect/>
                     </a:stretch>
@@ -1681,8 +1527,8 @@
         </w:drawing>
       </w:r>
     </w:p>
-    <w:bookmarkEnd w:id="60"/>
-    <w:bookmarkStart w:id="67" w:name="Xc7e4cb567e44979f0916c18097d72660290f0f5"/>
+    <w:bookmarkEnd w:id="54"/>
+    <w:bookmarkStart w:id="61" w:name="Xc7e4cb567e44979f0916c18097d72660290f0f5"/>
     <w:p>
       <w:pPr>
         <w:pStyle w:val="Heading2"/>
@@ -1758,18 +1604,18 @@
           <wp:inline>
             <wp:extent cx="7209000" cy="2554869"/>
             <wp:effectExtent b="0" l="0" r="0" t="0"/>
-            <wp:docPr descr="" title="" id="62" name="Picture"/>
+            <wp:docPr descr="" title="" id="56" name="Picture"/>
             <a:graphic>
               <a:graphicData uri="http://schemas.openxmlformats.org/drawingml/2006/picture">
                 <pic:pic>
                   <pic:nvPicPr>
-                    <pic:cNvPr descr="/tmp/claude-0/-home-user-Cloude/f5b51736-07b5-508b-a485-66a45660e91c/scratchpad/final/13_Ч7_материал_пустой.png" id="63" name="Picture"/>
+                    <pic:cNvPr descr="/tmp/claude-0/-home-user-Cloude/f5b51736-07b5-508b-a485-66a45660e91c/scratchpad/final/13_Ч7_материал_пустой.png" id="57" name="Picture"/>
                     <pic:cNvPicPr>
                       <a:picLocks noChangeArrowheads="1" noChangeAspect="1"/>
                     </pic:cNvPicPr>
                   </pic:nvPicPr>
                   <pic:blipFill>
-                    <a:blip r:embed="rId61"/>
+                    <a:blip r:embed="rId55"/>
                     <a:stretch>
                       <a:fillRect/>
                     </a:stretch>
@@ -1805,18 +1651,18 @@
           <wp:inline>
             <wp:extent cx="8170200" cy="5174460"/>
             <wp:effectExtent b="0" l="0" r="0" t="0"/>
-            <wp:docPr descr="" title="" id="65" name="Picture"/>
+            <wp:docPr descr="" title="" id="59" name="Picture"/>
             <a:graphic>
               <a:graphicData uri="http://schemas.openxmlformats.org/drawingml/2006/picture">
                 <pic:pic>
                   <pic:nvPicPr>
-                    <pic:cNvPr descr="/tmp/claude-0/-home-user-Cloude/f5b51736-07b5-508b-a485-66a45660e91c/scratchpad/final/07_обрезки_Ч7.png" id="66" name="Picture"/>
+                    <pic:cNvPr descr="/tmp/claude-0/-home-user-Cloude/f5b51736-07b5-508b-a485-66a45660e91c/scratchpad/final/07_обрезки_Ч7.png" id="60" name="Picture"/>
                     <pic:cNvPicPr>
                       <a:picLocks noChangeArrowheads="1" noChangeAspect="1"/>
                     </pic:cNvPicPr>
                   </pic:nvPicPr>
                   <pic:blipFill>
-                    <a:blip r:embed="rId64"/>
+                    <a:blip r:embed="rId58"/>
                     <a:stretch>
                       <a:fillRect/>
                     </a:stretch>
@@ -1843,8 +1689,8 @@
         </w:drawing>
       </w:r>
     </w:p>
-    <w:bookmarkEnd w:id="67"/>
-    <w:bookmarkStart w:id="80" w:name="Xeb739450e640cdfea27d68112b7dd344915faf6"/>
+    <w:bookmarkEnd w:id="61"/>
+    <w:bookmarkStart w:id="74" w:name="Xeb739450e640cdfea27d68112b7dd344915faf6"/>
     <w:p>
       <w:pPr>
         <w:pStyle w:val="Heading2"/>
@@ -1960,6 +1806,100 @@
       </w:pPr>
       <w:r>
         <w:t xml:space="preserve">БР 100.30.15: обозначение стандарта «ГОСТ 100.30.15»; у основания под ним ГОСТ на борт (32961-2014), «Толщина 0,5» при фактической 0,1–0,2; марка «B15 W4 F150» латиницей.</w:t>
+      </w:r>
+    </w:p>
+    <w:p>
+      <w:pPr>
+        <w:pStyle w:val="Figure"/>
+      </w:pPr>
+      <w:r>
+        <w:drawing>
+          <wp:inline>
+            <wp:extent cx="8170200" cy="5174460"/>
+            <wp:effectExtent b="0" l="0" r="0" t="0"/>
+            <wp:docPr descr="" title="" id="63" name="Picture"/>
+            <a:graphic>
+              <a:graphicData uri="http://schemas.openxmlformats.org/drawingml/2006/picture">
+                <pic:pic>
+                  <pic:nvPicPr>
+                    <pic:cNvPr descr="/tmp/claude-0/-home-user-Cloude/f5b51736-07b5-508b-a485-66a45660e91c/scratchpad/final/07_обрезки_Ч4.png" id="64" name="Picture"/>
+                    <pic:cNvPicPr>
+                      <a:picLocks noChangeArrowheads="1" noChangeAspect="1"/>
+                    </pic:cNvPicPr>
+                  </pic:nvPicPr>
+                  <pic:blipFill>
+                    <a:blip r:embed="rId62"/>
+                    <a:stretch>
+                      <a:fillRect/>
+                    </a:stretch>
+                  </pic:blipFill>
+                  <pic:spPr bwMode="auto">
+                    <a:xfrm>
+                      <a:off x="0" y="0"/>
+                      <a:ext cx="8170200" cy="5174460"/>
+                    </a:xfrm>
+                    <a:prstGeom prst="rect">
+                      <a:avLst/>
+                    </a:prstGeom>
+                    <a:noFill/>
+                    <a:ln w="9525">
+                      <a:noFill/>
+                      <a:headEnd/>
+                      <a:tailEnd/>
+                    </a:ln>
+                  </pic:spPr>
+                </pic:pic>
+              </a:graphicData>
+            </a:graphic>
+          </wp:inline>
+        </w:drawing>
+      </w:r>
+    </w:p>
+    <w:p>
+      <w:pPr>
+        <w:pStyle w:val="Figure"/>
+      </w:pPr>
+      <w:r>
+        <w:drawing>
+          <wp:inline>
+            <wp:extent cx="8170200" cy="5174460"/>
+            <wp:effectExtent b="0" l="0" r="0" t="0"/>
+            <wp:docPr descr="" title="" id="66" name="Picture"/>
+            <a:graphic>
+              <a:graphicData uri="http://schemas.openxmlformats.org/drawingml/2006/picture">
+                <pic:pic>
+                  <pic:nvPicPr>
+                    <pic:cNvPr descr="/tmp/claude-0/-home-user-Cloude/f5b51736-07b5-508b-a485-66a45660e91c/scratchpad/final/07_обрезки_Ч3.png" id="67" name="Picture"/>
+                    <pic:cNvPicPr>
+                      <a:picLocks noChangeArrowheads="1" noChangeAspect="1"/>
+                    </pic:cNvPicPr>
+                  </pic:nvPicPr>
+                  <pic:blipFill>
+                    <a:blip r:embed="rId65"/>
+                    <a:stretch>
+                      <a:fillRect/>
+                    </a:stretch>
+                  </pic:blipFill>
+                  <pic:spPr bwMode="auto">
+                    <a:xfrm>
+                      <a:off x="0" y="0"/>
+                      <a:ext cx="8170200" cy="5174460"/>
+                    </a:xfrm>
+                    <a:prstGeom prst="rect">
+                      <a:avLst/>
+                    </a:prstGeom>
+                    <a:noFill/>
+                    <a:ln w="9525">
+                      <a:noFill/>
+                      <a:headEnd/>
+                      <a:tailEnd/>
+                    </a:ln>
+                  </pic:spPr>
+                </pic:pic>
+              </a:graphicData>
+            </a:graphic>
+          </wp:inline>
+        </w:drawing>
       </w:r>
     </w:p>
     <w:p>
@@ -1976,7 +1916,7 @@
               <a:graphicData uri="http://schemas.openxmlformats.org/drawingml/2006/picture">
                 <pic:pic>
                   <pic:nvPicPr>
-                    <pic:cNvPr descr="/tmp/claude-0/-home-user-Cloude/f5b51736-07b5-508b-a485-66a45660e91c/scratchpad/final/07_обрезки_Ч4.png" id="70" name="Picture"/>
+                    <pic:cNvPr descr="/tmp/claude-0/-home-user-Cloude/f5b51736-07b5-508b-a485-66a45660e91c/scratchpad/final/09_Ч3_газон_нормали.png" id="70" name="Picture"/>
                     <pic:cNvPicPr>
                       <a:picLocks noChangeArrowheads="1" noChangeAspect="1"/>
                     </pic:cNvPicPr>
@@ -2023,7 +1963,7 @@
               <a:graphicData uri="http://schemas.openxmlformats.org/drawingml/2006/picture">
                 <pic:pic>
                   <pic:nvPicPr>
-                    <pic:cNvPr descr="/tmp/claude-0/-home-user-Cloude/f5b51736-07b5-508b-a485-66a45660e91c/scratchpad/final/07_обрезки_Ч3.png" id="73" name="Picture"/>
+                    <pic:cNvPr descr="/tmp/claude-0/-home-user-Cloude/f5b51736-07b5-508b-a485-66a45660e91c/scratchpad/final/08_Ч4_обочина_площадь.png" id="73" name="Picture"/>
                     <pic:cNvPicPr>
                       <a:picLocks noChangeArrowheads="1" noChangeAspect="1"/>
                     </pic:cNvPicPr>
@@ -2056,102 +1996,8 @@
         </w:drawing>
       </w:r>
     </w:p>
-    <w:p>
-      <w:pPr>
-        <w:pStyle w:val="Figure"/>
-      </w:pPr>
-      <w:r>
-        <w:drawing>
-          <wp:inline>
-            <wp:extent cx="8170200" cy="5174460"/>
-            <wp:effectExtent b="0" l="0" r="0" t="0"/>
-            <wp:docPr descr="" title="" id="75" name="Picture"/>
-            <a:graphic>
-              <a:graphicData uri="http://schemas.openxmlformats.org/drawingml/2006/picture">
-                <pic:pic>
-                  <pic:nvPicPr>
-                    <pic:cNvPr descr="/tmp/claude-0/-home-user-Cloude/f5b51736-07b5-508b-a485-66a45660e91c/scratchpad/final/09_Ч3_газон_нормали.png" id="76" name="Picture"/>
-                    <pic:cNvPicPr>
-                      <a:picLocks noChangeArrowheads="1" noChangeAspect="1"/>
-                    </pic:cNvPicPr>
-                  </pic:nvPicPr>
-                  <pic:blipFill>
-                    <a:blip r:embed="rId74"/>
-                    <a:stretch>
-                      <a:fillRect/>
-                    </a:stretch>
-                  </pic:blipFill>
-                  <pic:spPr bwMode="auto">
-                    <a:xfrm>
-                      <a:off x="0" y="0"/>
-                      <a:ext cx="8170200" cy="5174460"/>
-                    </a:xfrm>
-                    <a:prstGeom prst="rect">
-                      <a:avLst/>
-                    </a:prstGeom>
-                    <a:noFill/>
-                    <a:ln w="9525">
-                      <a:noFill/>
-                      <a:headEnd/>
-                      <a:tailEnd/>
-                    </a:ln>
-                  </pic:spPr>
-                </pic:pic>
-              </a:graphicData>
-            </a:graphic>
-          </wp:inline>
-        </w:drawing>
-      </w:r>
-    </w:p>
-    <w:p>
-      <w:pPr>
-        <w:pStyle w:val="Figure"/>
-      </w:pPr>
-      <w:r>
-        <w:drawing>
-          <wp:inline>
-            <wp:extent cx="8170200" cy="5174460"/>
-            <wp:effectExtent b="0" l="0" r="0" t="0"/>
-            <wp:docPr descr="" title="" id="78" name="Picture"/>
-            <a:graphic>
-              <a:graphicData uri="http://schemas.openxmlformats.org/drawingml/2006/picture">
-                <pic:pic>
-                  <pic:nvPicPr>
-                    <pic:cNvPr descr="/tmp/claude-0/-home-user-Cloude/f5b51736-07b5-508b-a485-66a45660e91c/scratchpad/final/08_Ч4_обочина_площадь.png" id="79" name="Picture"/>
-                    <pic:cNvPicPr>
-                      <a:picLocks noChangeArrowheads="1" noChangeAspect="1"/>
-                    </pic:cNvPicPr>
-                  </pic:nvPicPr>
-                  <pic:blipFill>
-                    <a:blip r:embed="rId77"/>
-                    <a:stretch>
-                      <a:fillRect/>
-                    </a:stretch>
-                  </pic:blipFill>
-                  <pic:spPr bwMode="auto">
-                    <a:xfrm>
-                      <a:off x="0" y="0"/>
-                      <a:ext cx="8170200" cy="5174460"/>
-                    </a:xfrm>
-                    <a:prstGeom prst="rect">
-                      <a:avLst/>
-                    </a:prstGeom>
-                    <a:noFill/>
-                    <a:ln w="9525">
-                      <a:noFill/>
-                      <a:headEnd/>
-                      <a:tailEnd/>
-                    </a:ln>
-                  </pic:spPr>
-                </pic:pic>
-              </a:graphicData>
-            </a:graphic>
-          </wp:inline>
-        </w:drawing>
-      </w:r>
-    </w:p>
-    <w:bookmarkEnd w:id="80"/>
-    <w:bookmarkStart w:id="81" w:name="перед-передачей-модели"/>
+    <w:bookmarkEnd w:id="74"/>
+    <w:bookmarkStart w:id="75" w:name="перед-передачей-модели"/>
     <w:p>
       <w:pPr>
         <w:pStyle w:val="Heading2"/>
@@ -2168,8 +2014,8 @@
         <w:t xml:space="preserve">Сверять элементы с исходной документацией (ПД, ВОР): отметки по СОР и 0.000 зданий, узел бортового камня, состав «Тип 1» / «Тип 2», атрибуты — по перечню в ПД; удалять обрезки; цвета — по EIR.</w:t>
       </w:r>
     </w:p>
-    <w:bookmarkEnd w:id="81"/>
-    <w:bookmarkEnd w:id="82"/>
+    <w:bookmarkEnd w:id="75"/>
+    <w:bookmarkEnd w:id="76"/>
     <w:sectPr>
       <w:pgSz w:orient="landscape" w:w="16838" w:h="11906"/>
       <w:pgMar w:left="850" w:right="850" w:top="737" w:bottom="737"/>

--- a/ЖД станция/Работа над ошибками/Замечания/Замечания_Пятница_этап4_ПЗУ.docx
+++ b/ЖД станция/Работа над ошибками/Замечания/Замечания_Пятница_этап4_ПЗУ.docx
@@ -979,13 +979,13 @@
           <w:bCs/>
           <w:b/>
         </w:rPr>
-        <w:t xml:space="preserve">Структура проекта.</w:t>
+        <w:t xml:space="preserve">Структура проекта</w:t>
       </w:r>
       <w:r>
         <w:t xml:space="preserve"> </w:t>
       </w:r>
       <w:r>
-        <w:t xml:space="preserve">Отсутствуют классы и имена элементов: все элементы IfcBuildingElementProxy с пустым Name («$»), имя проекта пустое, площадка «DefaultSite», IfcMaterial не назначены.</w:t>
+        <w:t xml:space="preserve">не соответствует требуемой: Project → Site «DefaultSite» → Building «DefaultBuilding» → Building Storey «Этаж 01» → группы элементов (Others, Members, Plates …). Площадка «DefaultSite» и уровень «Этаж 01» — верно. Здание названо именем файла — должно быть «DefaultBuilding». Групп нет: все элементы лежат прямо в уровне, класс у всех IfcBuildingElementProxy, Name пустой («$»), IfcMaterial не назначены. Так во всех 10 моделях.</w:t>
       </w:r>
     </w:p>
     <w:p>
@@ -1050,7 +1050,7 @@
       <w:r>
         <w:drawing>
           <wp:inline>
-            <wp:extent cx="7209000" cy="3171960"/>
+            <wp:extent cx="9612000" cy="1700401"/>
             <wp:effectExtent b="0" l="0" r="0" t="0"/>
             <wp:docPr descr="" title="" id="33" name="Picture"/>
             <a:graphic>
@@ -1071,7 +1071,7 @@
                   <pic:spPr bwMode="auto">
                     <a:xfrm>
                       <a:off x="0" y="0"/>
-                      <a:ext cx="7209000" cy="3171960"/>
+                      <a:ext cx="9612000" cy="1700401"/>
                     </a:xfrm>
                     <a:prstGeom prst="rect">
                       <a:avLst/>
@@ -1095,7 +1095,7 @@
         <w:pStyle w:val="ImageCaption"/>
       </w:pPr>
       <w:r>
-        <w:t xml:space="preserve">Дерево модели Ч6 (так же во всех 7 моделях).</w:t>
+        <w:t xml:space="preserve">Требуемая структура и дерево модели Ч6 (так же во всех 10 моделях).</w:t>
       </w:r>
     </w:p>
     <w:bookmarkEnd w:id="35"/>

--- a/ЖД станция/Работа над ошибками/Замечания/Замечания_Пятница_этап4_ПЗУ.docx
+++ b/ЖД станция/Работа над ошибками/Замечания/Замечания_Пятница_этап4_ПЗУ.docx
@@ -2,13 +2,13 @@
 <file path=word/document.xml><?xml version="1.0" encoding="utf-8"?>
 <w:document xmlns:w="http://schemas.openxmlformats.org/wordprocessingml/2006/main" xmlns:m="http://schemas.openxmlformats.org/officeDocument/2006/math" xmlns:r="http://schemas.openxmlformats.org/officeDocument/2006/relationships" xmlns:o="urn:schemas-microsoft-com:office:office" xmlns:v="urn:schemas-microsoft-com:vml" xmlns:w10="urn:schemas-microsoft-com:office:word" xmlns:a="http://schemas.openxmlformats.org/drawingml/2006/main" xmlns:pic="http://schemas.openxmlformats.org/drawingml/2006/picture" xmlns:wp="http://schemas.openxmlformats.org/drawingml/2006/wordprocessingDrawing">
   <w:body>
-    <w:bookmarkStart w:id="76" w:name="Xc56a015ecfe689d3f877b867f53cc4a15080bbb"/>
+    <w:bookmarkStart w:id="64" w:name="Xaf4dc6cc17897592066e9e2748f5d5ed61f04ba"/>
     <w:p>
       <w:pPr>
         <w:pStyle w:val="Heading1"/>
       </w:pPr>
       <w:r>
-        <w:t xml:space="preserve">Вопросы к Пятнице — этап 4, ПЗУ (7 моделей IFC)</w:t>
+        <w:t xml:space="preserve">Вопросы к Пятнице — этап 4, ПЗУ (5 моделей IFC)</w:t>
       </w:r>
     </w:p>
     <w:p>
@@ -398,7 +398,7 @@
               <w:jc w:val="left"/>
             </w:pPr>
             <w:r>
-              <w:t xml:space="preserve">в ПД ИЛО1.1 / ИЛО2.1 такой площадки нет</w:t>
+              <w:t xml:space="preserve">перенесена в 5 этап: 1439-2025-5_Круглое поле_5_ГП_ПЗУ_Ч3_Площадка водоподготовки.ifc — см. замечания 5 этапа</w:t>
             </w:r>
           </w:p>
         </w:tc>
@@ -412,7 +412,7 @@
               <w:jc w:val="left"/>
             </w:pPr>
             <w:r>
-              <w:t xml:space="preserve">—</w:t>
+              <w:t xml:space="preserve">ИЛО1 5 этапа</w:t>
             </w:r>
           </w:p>
         </w:tc>
@@ -442,7 +442,7 @@
               <w:jc w:val="left"/>
             </w:pPr>
             <w:r>
-              <w:t xml:space="preserve">в ПД ИЛО1.1 / ИЛО2.1 такой площадки нет</w:t>
+              <w:t xml:space="preserve">перенесена в 5 этап: 1439-2025-5_Круглое поле_5_ГП_ПЗУ_Ч4_Площадка ЛОС.ifc — см. замечания 5 этапа</w:t>
             </w:r>
           </w:p>
         </w:tc>
@@ -456,7 +456,7 @@
               <w:jc w:val="left"/>
             </w:pPr>
             <w:r>
-              <w:t xml:space="preserve">—</w:t>
+              <w:t xml:space="preserve">ИЛО1 5 этапа</w:t>
             </w:r>
           </w:p>
         </w:tc>
@@ -506,28 +506,6 @@
           <w:bCs/>
           <w:b/>
         </w:rPr>
-        <w:t xml:space="preserve">Бортовой камень установлен без перепада.</w:t>
-      </w:r>
-      <w:r>
-        <w:t xml:space="preserve"> </w:t>
-      </w:r>
-      <w:r>
-        <w:t xml:space="preserve">По узлу ПД верх БР 100.20.8 в уровень с тротуаром/отмосткой, газон ниже верха борта на 0,03 м. Во всех пяти моделях газон в уровень с бортом (местами выше). Внести правки.</w:t>
-      </w:r>
-    </w:p>
-    <w:p>
-      <w:pPr>
-        <w:numPr>
-          <w:ilvl w:val="0"/>
-          <w:numId w:val="1001"/>
-        </w:numPr>
-        <w:pStyle w:val="Compact"/>
-      </w:pPr>
-      <w:r>
-        <w:rPr>
-          <w:bCs/>
-          <w:b/>
-        </w:rPr>
         <w:t xml:space="preserve">Цвета элементов.</w:t>
       </w:r>
       <w:r>
@@ -544,14 +522,14 @@
       <w:r>
         <w:drawing>
           <wp:inline>
-            <wp:extent cx="9612000" cy="2601538"/>
+            <wp:extent cx="9612000" cy="5446800"/>
             <wp:effectExtent b="0" l="0" r="0" t="0"/>
             <wp:docPr descr="" title="" id="21" name="Picture"/>
             <a:graphic>
               <a:graphicData uri="http://schemas.openxmlformats.org/drawingml/2006/picture">
                 <pic:pic>
                   <pic:nvPicPr>
-                    <pic:cNvPr descr="/tmp/claude-0/-home-user-Cloude/f5b51736-07b5-508b-a485-66a45660e91c/scratchpad/final/03_борт_без_перепада_и_цвет.png" id="22" name="Picture"/>
+                    <pic:cNvPr descr="/tmp/claude-0/-home-user-Cloude/f5b51736-07b5-508b-a485-66a45660e91c/scratchpad/final/03_борт_цвет.png" id="22" name="Picture"/>
                     <pic:cNvPicPr>
                       <a:picLocks noChangeArrowheads="1" noChangeAspect="1"/>
                     </pic:cNvPicPr>
@@ -565,7 +543,7 @@
                   <pic:spPr bwMode="auto">
                     <a:xfrm>
                       <a:off x="0" y="0"/>
-                      <a:ext cx="9612000" cy="2601538"/>
+                      <a:ext cx="9612000" cy="5446800"/>
                     </a:xfrm>
                     <a:prstGeom prst="rect">
                       <a:avLst/>
@@ -589,7 +567,7 @@
         <w:pStyle w:val="ImageCaption"/>
       </w:pPr>
       <w:r>
-        <w:t xml:space="preserve">Узел ПД и разрез модели Ч6 по бортовому камню. Так же — в Ч1, Ч2, Ч5, Ч7.</w:t>
+        <w:t xml:space="preserve">Разрез модели Ч6 по бортовому камню: цвет бордюра. Так же — в Ч1, Ч2, Ч5, Ч7.</w:t>
       </w:r>
     </w:p>
     <w:p>
@@ -947,7 +925,7 @@
         <w:t xml:space="preserve"> </w:t>
       </w:r>
       <w:r>
-        <w:t xml:space="preserve">У каждого элемента в наборе «EIR SEZ ALABUGA» должны быть: «Шифр проекта», «Name», «Material», «Уровень». Во всех моделях (Ч1–Ч7, а также 1439-2025-3_…_Ч3_Участок здания табельной и 1439-2025-5_…_Ч1, Ч2) атрибутов</w:t>
+        <w:t xml:space="preserve">У каждого элемента в наборе «EIR SEZ ALABUGA» должны быть: «Шифр проекта», «Name», «Material», «Уровень». Во всех моделях (Ч1, Ч2, Ч5–Ч7, а также 1439-2025-3_…_Ч3_Участок здания табельной) атрибутов</w:t>
       </w:r>
       <w:r>
         <w:t xml:space="preserve"> </w:t>
@@ -995,7 +973,7 @@
       <w:r>
         <w:drawing>
           <wp:inline>
-            <wp:extent cx="7689600" cy="1818363"/>
+            <wp:extent cx="7689600" cy="1402220"/>
             <wp:effectExtent b="0" l="0" r="0" t="0"/>
             <wp:docPr descr="" title="" id="30" name="Picture"/>
             <a:graphic>
@@ -1016,7 +994,7 @@
                   <pic:spPr bwMode="auto">
                     <a:xfrm>
                       <a:off x="0" y="0"/>
-                      <a:ext cx="7689600" cy="1818363"/>
+                      <a:ext cx="7689600" cy="1402220"/>
                     </a:xfrm>
                     <a:prstGeom prst="rect">
                       <a:avLst/>
@@ -1040,7 +1018,7 @@
         <w:pStyle w:val="ImageCaption"/>
       </w:pPr>
       <w:r>
-        <w:t xml:space="preserve">Шифр проекта по всем 7 моделям.</w:t>
+        <w:t xml:space="preserve">Шифр проекта по моделям 4 этапа.</w:t>
       </w:r>
     </w:p>
     <w:p>
@@ -1690,7 +1668,7 @@
       </w:r>
     </w:p>
     <w:bookmarkEnd w:id="61"/>
-    <w:bookmarkStart w:id="74" w:name="Xeb739450e640cdfea27d68112b7dd344915faf6"/>
+    <w:bookmarkStart w:id="62" w:name="Xeb739450e640cdfea27d68112b7dd344915faf6"/>
     <w:p>
       <w:pPr>
         <w:pStyle w:val="Heading2"/>
@@ -1701,303 +1679,14 @@
     </w:p>
     <w:p>
       <w:pPr>
-        <w:numPr>
-          <w:ilvl w:val="0"/>
-          <w:numId w:val="1010"/>
-        </w:numPr>
-        <w:pStyle w:val="Compact"/>
-      </w:pPr>
-      <w:r>
-        <w:rPr>
-          <w:bCs/>
-          <w:b/>
-        </w:rPr>
-        <w:t xml:space="preserve">ПД на эти площадки в составе материалов нет</w:t>
-      </w:r>
-      <w:r>
-        <w:t xml:space="preserve">, при этом шифр указан «4.1.1. …ИЛО1.1», а в ИЛО1.1 только две площадки Парка. Указать правильный том и предоставить ПД — рельеф и конструкции сверить не с чем.</w:t>
-      </w:r>
-    </w:p>
-    <w:p>
-      <w:pPr>
-        <w:numPr>
-          <w:ilvl w:val="0"/>
-          <w:numId w:val="1010"/>
-        </w:numPr>
-        <w:pStyle w:val="Compact"/>
-      </w:pPr>
-      <w:r>
-        <w:rPr>
-          <w:bCs/>
-          <w:b/>
-        </w:rPr>
-        <w:t xml:space="preserve">Обрезки после нарезки:</w:t>
-      </w:r>
-      <w:r>
-        <w:t xml:space="preserve"> </w:t>
-      </w:r>
-      <w:r>
-        <w:t xml:space="preserve">Ч4 — 134 из 157 элементов (74 асфальта А32Нн, 60 щебня), Ч3 — 27 элементов. Кроме того, есть «слои щебня 0,22», которые фактически плёнка толщиной 2–3 мм. Удалить/пересобрать.</w:t>
-      </w:r>
-    </w:p>
-    <w:p>
-      <w:pPr>
-        <w:numPr>
-          <w:ilvl w:val="0"/>
-          <w:numId w:val="1010"/>
-        </w:numPr>
-        <w:pStyle w:val="Compact"/>
-      </w:pPr>
-      <w:r>
-        <w:rPr>
-          <w:bCs/>
-          <w:b/>
-        </w:rPr>
-        <w:t xml:space="preserve">Ч3, газон «Укрепление засевом трав»:</w:t>
-      </w:r>
-      <w:r>
-        <w:t xml:space="preserve"> </w:t>
-      </w:r>
-      <w:r>
-        <w:t xml:space="preserve">смоделирован квадратом ~97×97 м вокруг площадки с «веером» треугольников; все грани развёрнуты вниз (нормали наоборот), верхней поверхности нет; в атрибуте 8 725 м².</w:t>
-      </w:r>
-    </w:p>
-    <w:p>
-      <w:pPr>
-        <w:numPr>
-          <w:ilvl w:val="0"/>
-          <w:numId w:val="1010"/>
-        </w:numPr>
-        <w:pStyle w:val="Compact"/>
-      </w:pPr>
-      <w:r>
-        <w:rPr>
-          <w:bCs/>
-          <w:b/>
-        </w:rPr>
-        <w:t xml:space="preserve">Ч4, «Обочина»:</w:t>
-      </w:r>
-      <w:r>
-        <w:t xml:space="preserve"> </w:t>
-      </w:r>
-      <w:r>
-        <w:t xml:space="preserve">в атрибуте 1 984,8 м² и 297,7 м³, по геометрии ~315 м².</w:t>
-      </w:r>
-    </w:p>
-    <w:p>
-      <w:pPr>
-        <w:numPr>
-          <w:ilvl w:val="0"/>
-          <w:numId w:val="1010"/>
-        </w:numPr>
-        <w:pStyle w:val="Compact"/>
-      </w:pPr>
-      <w:r>
-        <w:t xml:space="preserve">Ч3: песок 0,29 местами пересекается со щебнем (наложение до 0,29 м).</w:t>
-      </w:r>
-    </w:p>
-    <w:p>
-      <w:pPr>
-        <w:numPr>
-          <w:ilvl w:val="0"/>
-          <w:numId w:val="1010"/>
-        </w:numPr>
-        <w:pStyle w:val="Compact"/>
-      </w:pPr>
-      <w:r>
-        <w:t xml:space="preserve">БР 100.30.15: обозначение стандарта «ГОСТ 100.30.15»; у основания под ним ГОСТ на борт (32961-2014), «Толщина 0,5» при фактической 0,1–0,2; марка «B15 W4 F150» латиницей.</w:t>
-      </w:r>
-    </w:p>
-    <w:p>
-      <w:pPr>
-        <w:pStyle w:val="Figure"/>
-      </w:pPr>
-      <w:r>
-        <w:drawing>
-          <wp:inline>
-            <wp:extent cx="8170200" cy="5174460"/>
-            <wp:effectExtent b="0" l="0" r="0" t="0"/>
-            <wp:docPr descr="" title="" id="63" name="Picture"/>
-            <a:graphic>
-              <a:graphicData uri="http://schemas.openxmlformats.org/drawingml/2006/picture">
-                <pic:pic>
-                  <pic:nvPicPr>
-                    <pic:cNvPr descr="/tmp/claude-0/-home-user-Cloude/f5b51736-07b5-508b-a485-66a45660e91c/scratchpad/final/07_обрезки_Ч4.png" id="64" name="Picture"/>
-                    <pic:cNvPicPr>
-                      <a:picLocks noChangeArrowheads="1" noChangeAspect="1"/>
-                    </pic:cNvPicPr>
-                  </pic:nvPicPr>
-                  <pic:blipFill>
-                    <a:blip r:embed="rId62"/>
-                    <a:stretch>
-                      <a:fillRect/>
-                    </a:stretch>
-                  </pic:blipFill>
-                  <pic:spPr bwMode="auto">
-                    <a:xfrm>
-                      <a:off x="0" y="0"/>
-                      <a:ext cx="8170200" cy="5174460"/>
-                    </a:xfrm>
-                    <a:prstGeom prst="rect">
-                      <a:avLst/>
-                    </a:prstGeom>
-                    <a:noFill/>
-                    <a:ln w="9525">
-                      <a:noFill/>
-                      <a:headEnd/>
-                      <a:tailEnd/>
-                    </a:ln>
-                  </pic:spPr>
-                </pic:pic>
-              </a:graphicData>
-            </a:graphic>
-          </wp:inline>
-        </w:drawing>
-      </w:r>
-    </w:p>
-    <w:p>
-      <w:pPr>
-        <w:pStyle w:val="Figure"/>
-      </w:pPr>
-      <w:r>
-        <w:drawing>
-          <wp:inline>
-            <wp:extent cx="8170200" cy="5174460"/>
-            <wp:effectExtent b="0" l="0" r="0" t="0"/>
-            <wp:docPr descr="" title="" id="66" name="Picture"/>
-            <a:graphic>
-              <a:graphicData uri="http://schemas.openxmlformats.org/drawingml/2006/picture">
-                <pic:pic>
-                  <pic:nvPicPr>
-                    <pic:cNvPr descr="/tmp/claude-0/-home-user-Cloude/f5b51736-07b5-508b-a485-66a45660e91c/scratchpad/final/07_обрезки_Ч3.png" id="67" name="Picture"/>
-                    <pic:cNvPicPr>
-                      <a:picLocks noChangeArrowheads="1" noChangeAspect="1"/>
-                    </pic:cNvPicPr>
-                  </pic:nvPicPr>
-                  <pic:blipFill>
-                    <a:blip r:embed="rId65"/>
-                    <a:stretch>
-                      <a:fillRect/>
-                    </a:stretch>
-                  </pic:blipFill>
-                  <pic:spPr bwMode="auto">
-                    <a:xfrm>
-                      <a:off x="0" y="0"/>
-                      <a:ext cx="8170200" cy="5174460"/>
-                    </a:xfrm>
-                    <a:prstGeom prst="rect">
-                      <a:avLst/>
-                    </a:prstGeom>
-                    <a:noFill/>
-                    <a:ln w="9525">
-                      <a:noFill/>
-                      <a:headEnd/>
-                      <a:tailEnd/>
-                    </a:ln>
-                  </pic:spPr>
-                </pic:pic>
-              </a:graphicData>
-            </a:graphic>
-          </wp:inline>
-        </w:drawing>
-      </w:r>
-    </w:p>
-    <w:p>
-      <w:pPr>
-        <w:pStyle w:val="Figure"/>
-      </w:pPr>
-      <w:r>
-        <w:drawing>
-          <wp:inline>
-            <wp:extent cx="8170200" cy="5174460"/>
-            <wp:effectExtent b="0" l="0" r="0" t="0"/>
-            <wp:docPr descr="" title="" id="69" name="Picture"/>
-            <a:graphic>
-              <a:graphicData uri="http://schemas.openxmlformats.org/drawingml/2006/picture">
-                <pic:pic>
-                  <pic:nvPicPr>
-                    <pic:cNvPr descr="/tmp/claude-0/-home-user-Cloude/f5b51736-07b5-508b-a485-66a45660e91c/scratchpad/final/09_Ч3_газон_нормали.png" id="70" name="Picture"/>
-                    <pic:cNvPicPr>
-                      <a:picLocks noChangeArrowheads="1" noChangeAspect="1"/>
-                    </pic:cNvPicPr>
-                  </pic:nvPicPr>
-                  <pic:blipFill>
-                    <a:blip r:embed="rId68"/>
-                    <a:stretch>
-                      <a:fillRect/>
-                    </a:stretch>
-                  </pic:blipFill>
-                  <pic:spPr bwMode="auto">
-                    <a:xfrm>
-                      <a:off x="0" y="0"/>
-                      <a:ext cx="8170200" cy="5174460"/>
-                    </a:xfrm>
-                    <a:prstGeom prst="rect">
-                      <a:avLst/>
-                    </a:prstGeom>
-                    <a:noFill/>
-                    <a:ln w="9525">
-                      <a:noFill/>
-                      <a:headEnd/>
-                      <a:tailEnd/>
-                    </a:ln>
-                  </pic:spPr>
-                </pic:pic>
-              </a:graphicData>
-            </a:graphic>
-          </wp:inline>
-        </w:drawing>
-      </w:r>
-    </w:p>
-    <w:p>
-      <w:pPr>
-        <w:pStyle w:val="Figure"/>
-      </w:pPr>
-      <w:r>
-        <w:drawing>
-          <wp:inline>
-            <wp:extent cx="8170200" cy="5174460"/>
-            <wp:effectExtent b="0" l="0" r="0" t="0"/>
-            <wp:docPr descr="" title="" id="72" name="Picture"/>
-            <a:graphic>
-              <a:graphicData uri="http://schemas.openxmlformats.org/drawingml/2006/picture">
-                <pic:pic>
-                  <pic:nvPicPr>
-                    <pic:cNvPr descr="/tmp/claude-0/-home-user-Cloude/f5b51736-07b5-508b-a485-66a45660e91c/scratchpad/final/08_Ч4_обочина_площадь.png" id="73" name="Picture"/>
-                    <pic:cNvPicPr>
-                      <a:picLocks noChangeArrowheads="1" noChangeAspect="1"/>
-                    </pic:cNvPicPr>
-                  </pic:nvPicPr>
-                  <pic:blipFill>
-                    <a:blip r:embed="rId71"/>
-                    <a:stretch>
-                      <a:fillRect/>
-                    </a:stretch>
-                  </pic:blipFill>
-                  <pic:spPr bwMode="auto">
-                    <a:xfrm>
-                      <a:off x="0" y="0"/>
-                      <a:ext cx="8170200" cy="5174460"/>
-                    </a:xfrm>
-                    <a:prstGeom prst="rect">
-                      <a:avLst/>
-                    </a:prstGeom>
-                    <a:noFill/>
-                    <a:ln w="9525">
-                      <a:noFill/>
-                      <a:headEnd/>
-                      <a:tailEnd/>
-                    </a:ln>
-                  </pic:spPr>
-                </pic:pic>
-              </a:graphicData>
-            </a:graphic>
-          </wp:inline>
-        </w:drawing>
-      </w:r>
-    </w:p>
-    <w:bookmarkEnd w:id="74"/>
-    <w:bookmarkStart w:id="75" w:name="перед-передачей-модели"/>
+        <w:pStyle w:val="FirstParagraph"/>
+      </w:pPr>
+      <w:r>
+        <w:t xml:space="preserve">Площадки водоподготовки и ЛОС перенесены в 5 этап (файлы 1439-2025-5_…_Ч3, Ч4). Замечания по ним — в файле «Замечания_Пятница_этап5_ПЗУ».</w:t>
+      </w:r>
+    </w:p>
+    <w:bookmarkEnd w:id="62"/>
+    <w:bookmarkStart w:id="63" w:name="перед-передачей-модели"/>
     <w:p>
       <w:pPr>
         <w:pStyle w:val="Heading2"/>
@@ -2014,8 +1703,8 @@
         <w:t xml:space="preserve">Сверять элементы с исходной документацией (ПД, ВОР): отметки по СОР и 0.000 зданий, узел бортового камня, состав «Тип 1» / «Тип 2», атрибуты — по перечню в ПД; удалять обрезки; цвета — по EIR.</w:t>
       </w:r>
     </w:p>
-    <w:bookmarkEnd w:id="75"/>
-    <w:bookmarkEnd w:id="76"/>
+    <w:bookmarkEnd w:id="63"/>
+    <w:bookmarkEnd w:id="64"/>
     <w:sectPr>
       <w:pgSz w:orient="landscape" w:w="16838" w:h="11906"/>
       <w:pgMar w:left="850" w:right="850" w:top="737" w:bottom="737"/>
@@ -2210,11 +1899,11 @@
       </w:pPr>
     </w:lvl>
   </w:abstractNum>
-  <w:abstractNum w:abstractNumId="99204">
-    <w:nsid w:val="A99204"/>
+  <w:abstractNum w:abstractNumId="99203">
+    <w:nsid w:val="A99203"/>
     <w:multiLevelType w:val="multilevel"/>
     <w:lvl w:ilvl="0">
-      <w:start w:val="4"/>
+      <w:start w:val="3"/>
       <w:numFmt w:val="decimal"/>
       <w:lvlText w:val="%1."/>
       <w:lvlJc w:val="left"/>
@@ -2223,7 +1912,7 @@
       </w:pPr>
     </w:lvl>
     <w:lvl w:ilvl="1">
-      <w:start w:val="4"/>
+      <w:start w:val="3"/>
       <w:numFmt w:val="lowerLetter"/>
       <w:lvlText w:val="%2."/>
       <w:lvlJc w:val="left"/>
@@ -2232,7 +1921,7 @@
       </w:pPr>
     </w:lvl>
     <w:lvl w:ilvl="2">
-      <w:start w:val="4"/>
+      <w:start w:val="3"/>
       <w:numFmt w:val="lowerRoman"/>
       <w:lvlText w:val="%3."/>
       <w:lvlJc w:val="left"/>
@@ -2241,7 +1930,7 @@
       </w:pPr>
     </w:lvl>
     <w:lvl w:ilvl="3">
-      <w:start w:val="4"/>
+      <w:start w:val="3"/>
       <w:numFmt w:val="decimal"/>
       <w:lvlText w:val="%4."/>
       <w:lvlJc w:val="left"/>
@@ -2250,7 +1939,7 @@
       </w:pPr>
     </w:lvl>
     <w:lvl w:ilvl="4">
-      <w:start w:val="4"/>
+      <w:start w:val="3"/>
       <w:numFmt w:val="lowerLetter"/>
       <w:lvlText w:val="%5."/>
       <w:lvlJc w:val="left"/>
@@ -2259,7 +1948,7 @@
       </w:pPr>
     </w:lvl>
     <w:lvl w:ilvl="5">
-      <w:start w:val="4"/>
+      <w:start w:val="3"/>
       <w:numFmt w:val="lowerRoman"/>
       <w:lvlText w:val="%6."/>
       <w:lvlJc w:val="left"/>
@@ -2268,7 +1957,7 @@
       </w:pPr>
     </w:lvl>
     <w:lvl w:ilvl="6">
-      <w:start w:val="4"/>
+      <w:start w:val="3"/>
       <w:numFmt w:val="decimal"/>
       <w:lvlText w:val="%7."/>
       <w:lvlJc w:val="left"/>
@@ -2277,7 +1966,7 @@
       </w:pPr>
     </w:lvl>
     <w:lvl w:ilvl="7">
-      <w:start w:val="4"/>
+      <w:start w:val="3"/>
       <w:numFmt w:val="lowerLetter"/>
       <w:lvlText w:val="%8."/>
       <w:lvlJc w:val="left"/>
@@ -2286,7 +1975,7 @@
       </w:pPr>
     </w:lvl>
     <w:lvl w:ilvl="8">
-      <w:start w:val="4"/>
+      <w:start w:val="3"/>
       <w:numFmt w:val="lowerRoman"/>
       <w:lvlText w:val="%9."/>
       <w:lvlJc w:val="left"/>
@@ -2371,11 +2060,11 @@
       </w:pPr>
     </w:lvl>
   </w:abstractNum>
-  <w:abstractNum w:abstractNumId="99206">
-    <w:nsid w:val="A99206"/>
+  <w:abstractNum w:abstractNumId="99205">
+    <w:nsid w:val="A99205"/>
     <w:multiLevelType w:val="multilevel"/>
     <w:lvl w:ilvl="0">
-      <w:start w:val="6"/>
+      <w:start w:val="5"/>
       <w:numFmt w:val="decimal"/>
       <w:lvlText w:val="%1."/>
       <w:lvlJc w:val="left"/>
@@ -2384,7 +2073,7 @@
       </w:pPr>
     </w:lvl>
     <w:lvl w:ilvl="1">
-      <w:start w:val="6"/>
+      <w:start w:val="5"/>
       <w:numFmt w:val="lowerLetter"/>
       <w:lvlText w:val="%2."/>
       <w:lvlJc w:val="left"/>
@@ -2393,7 +2082,7 @@
       </w:pPr>
     </w:lvl>
     <w:lvl w:ilvl="2">
-      <w:start w:val="6"/>
+      <w:start w:val="5"/>
       <w:numFmt w:val="lowerRoman"/>
       <w:lvlText w:val="%3."/>
       <w:lvlJc w:val="left"/>
@@ -2402,7 +2091,7 @@
       </w:pPr>
     </w:lvl>
     <w:lvl w:ilvl="3">
-      <w:start w:val="6"/>
+      <w:start w:val="5"/>
       <w:numFmt w:val="decimal"/>
       <w:lvlText w:val="%4."/>
       <w:lvlJc w:val="left"/>
@@ -2411,7 +2100,7 @@
       </w:pPr>
     </w:lvl>
     <w:lvl w:ilvl="4">
-      <w:start w:val="6"/>
+      <w:start w:val="5"/>
       <w:numFmt w:val="lowerLetter"/>
       <w:lvlText w:val="%5."/>
       <w:lvlJc w:val="left"/>
@@ -2420,7 +2109,7 @@
       </w:pPr>
     </w:lvl>
     <w:lvl w:ilvl="5">
-      <w:start w:val="6"/>
+      <w:start w:val="5"/>
       <w:numFmt w:val="lowerRoman"/>
       <w:lvlText w:val="%6."/>
       <w:lvlJc w:val="left"/>
@@ -2429,7 +2118,7 @@
       </w:pPr>
     </w:lvl>
     <w:lvl w:ilvl="6">
-      <w:start w:val="6"/>
+      <w:start w:val="5"/>
       <w:numFmt w:val="decimal"/>
       <w:lvlText w:val="%7."/>
       <w:lvlJc w:val="left"/>
@@ -2438,7 +2127,7 @@
       </w:pPr>
     </w:lvl>
     <w:lvl w:ilvl="7">
-      <w:start w:val="6"/>
+      <w:start w:val="5"/>
       <w:numFmt w:val="lowerLetter"/>
       <w:lvlText w:val="%8."/>
       <w:lvlJc w:val="left"/>
@@ -2447,7 +2136,7 @@
       </w:pPr>
     </w:lvl>
     <w:lvl w:ilvl="8">
-      <w:start w:val="6"/>
+      <w:start w:val="5"/>
       <w:numFmt w:val="lowerRoman"/>
       <w:lvlText w:val="%9."/>
       <w:lvlJc w:val="left"/>
@@ -2490,66 +2179,66 @@
     </w:lvlOverride>
   </w:num>
   <w:num w:numId="1002">
-    <w:abstractNumId w:val="99204"/>
+    <w:abstractNumId w:val="99203"/>
     <w:lvlOverride w:ilvl="0">
-      <w:startOverride w:val="4"/>
+      <w:startOverride w:val="3"/>
     </w:lvlOverride>
     <w:lvlOverride w:ilvl="1">
-      <w:startOverride w:val="4"/>
+      <w:startOverride w:val="3"/>
     </w:lvlOverride>
     <w:lvlOverride w:ilvl="2">
-      <w:startOverride w:val="4"/>
+      <w:startOverride w:val="3"/>
     </w:lvlOverride>
     <w:lvlOverride w:ilvl="3">
-      <w:startOverride w:val="4"/>
+      <w:startOverride w:val="3"/>
     </w:lvlOverride>
     <w:lvlOverride w:ilvl="4">
-      <w:startOverride w:val="4"/>
+      <w:startOverride w:val="3"/>
     </w:lvlOverride>
     <w:lvlOverride w:ilvl="5">
-      <w:startOverride w:val="4"/>
+      <w:startOverride w:val="3"/>
     </w:lvlOverride>
     <w:lvlOverride w:ilvl="6">
-      <w:startOverride w:val="4"/>
+      <w:startOverride w:val="3"/>
     </w:lvlOverride>
     <w:lvlOverride w:ilvl="7">
-      <w:startOverride w:val="4"/>
+      <w:startOverride w:val="3"/>
     </w:lvlOverride>
     <w:lvlOverride w:ilvl="8">
-      <w:startOverride w:val="4"/>
+      <w:startOverride w:val="3"/>
     </w:lvlOverride>
   </w:num>
   <w:num w:numId="1003">
     <w:abstractNumId w:val="991"/>
   </w:num>
   <w:num w:numId="1004">
-    <w:abstractNumId w:val="99206"/>
+    <w:abstractNumId w:val="99205"/>
     <w:lvlOverride w:ilvl="0">
-      <w:startOverride w:val="6"/>
+      <w:startOverride w:val="5"/>
     </w:lvlOverride>
     <w:lvlOverride w:ilvl="1">
-      <w:startOverride w:val="6"/>
+      <w:startOverride w:val="5"/>
     </w:lvlOverride>
     <w:lvlOverride w:ilvl="2">
-      <w:startOverride w:val="6"/>
+      <w:startOverride w:val="5"/>
     </w:lvlOverride>
     <w:lvlOverride w:ilvl="3">
-      <w:startOverride w:val="6"/>
+      <w:startOverride w:val="5"/>
     </w:lvlOverride>
     <w:lvlOverride w:ilvl="4">
-      <w:startOverride w:val="6"/>
+      <w:startOverride w:val="5"/>
     </w:lvlOverride>
     <w:lvlOverride w:ilvl="5">
-      <w:startOverride w:val="6"/>
+      <w:startOverride w:val="5"/>
     </w:lvlOverride>
     <w:lvlOverride w:ilvl="6">
-      <w:startOverride w:val="6"/>
+      <w:startOverride w:val="5"/>
     </w:lvlOverride>
     <w:lvlOverride w:ilvl="7">
-      <w:startOverride w:val="6"/>
+      <w:startOverride w:val="5"/>
     </w:lvlOverride>
     <w:lvlOverride w:ilvl="8">
-      <w:startOverride w:val="6"/>
+      <w:startOverride w:val="5"/>
     </w:lvlOverride>
   </w:num>
   <w:num w:numId="1005">
@@ -2673,36 +2362,6 @@
     </w:lvlOverride>
   </w:num>
   <w:num w:numId="1009">
-    <w:abstractNumId w:val="99201"/>
-    <w:lvlOverride w:ilvl="0">
-      <w:startOverride w:val="1"/>
-    </w:lvlOverride>
-    <w:lvlOverride w:ilvl="1">
-      <w:startOverride w:val="1"/>
-    </w:lvlOverride>
-    <w:lvlOverride w:ilvl="2">
-      <w:startOverride w:val="1"/>
-    </w:lvlOverride>
-    <w:lvlOverride w:ilvl="3">
-      <w:startOverride w:val="1"/>
-    </w:lvlOverride>
-    <w:lvlOverride w:ilvl="4">
-      <w:startOverride w:val="1"/>
-    </w:lvlOverride>
-    <w:lvlOverride w:ilvl="5">
-      <w:startOverride w:val="1"/>
-    </w:lvlOverride>
-    <w:lvlOverride w:ilvl="6">
-      <w:startOverride w:val="1"/>
-    </w:lvlOverride>
-    <w:lvlOverride w:ilvl="7">
-      <w:startOverride w:val="1"/>
-    </w:lvlOverride>
-    <w:lvlOverride w:ilvl="8">
-      <w:startOverride w:val="1"/>
-    </w:lvlOverride>
-  </w:num>
-  <w:num w:numId="1010">
     <w:abstractNumId w:val="99201"/>
     <w:lvlOverride w:ilvl="0">
       <w:startOverride w:val="1"/>

--- a/ЖД станция/Работа над ошибками/Замечания/Замечания_Пятница_этап4_ПЗУ.docx
+++ b/ЖД станция/Работа над ошибками/Замечания/Замечания_Пятница_этап4_ПЗУ.docx
@@ -749,7 +749,7 @@
         <w:pStyle w:val="Compact"/>
       </w:pPr>
       <w:r>
-        <w:t xml:space="preserve">«Обратная засыпка местным грунтом» — такого слоя в узле ПД нет; при «Толщине 0,1» фактически 0,15–0,25 м. Подтвердить или убрать.</w:t>
+        <w:t xml:space="preserve">«Обратная засыпка местным грунтом» — такого слоя в узле ПД нет. Подтвердить или убрать.</w:t>
       </w:r>
     </w:p>
     <w:p>
@@ -1108,18 +1108,6 @@
       </w:pPr>
       <w:r>
         <w:t xml:space="preserve">Дополнительно: из-за подъёма площадки откос на севере выходит за границу благоустройства (~18 м²).</w:t>
-      </w:r>
-    </w:p>
-    <w:p>
-      <w:pPr>
-        <w:numPr>
-          <w:ilvl w:val="0"/>
-          <w:numId w:val="1005"/>
-        </w:numPr>
-        <w:pStyle w:val="Compact"/>
-      </w:pPr>
-      <w:r>
-        <w:t xml:space="preserve">Геотекстиль: в атрибуте «Площадь» 146,7 м² (объём 0,44), по геометрии 44,0 м².</w:t>
       </w:r>
     </w:p>
     <w:bookmarkEnd w:id="36"/>

--- a/ЖД станция/Работа над ошибками/Замечания/Замечания_Пятница_этап4_ПЗУ.docx
+++ b/ЖД станция/Работа над ошибками/Замечания/Замечания_Пятница_этап4_ПЗУ.docx
@@ -2,7 +2,7 @@
 <file path=word/document.xml><?xml version="1.0" encoding="utf-8"?>
 <w:document xmlns:w="http://schemas.openxmlformats.org/wordprocessingml/2006/main" xmlns:m="http://schemas.openxmlformats.org/officeDocument/2006/math" xmlns:r="http://schemas.openxmlformats.org/officeDocument/2006/relationships" xmlns:o="urn:schemas-microsoft-com:office:office" xmlns:v="urn:schemas-microsoft-com:vml" xmlns:w10="urn:schemas-microsoft-com:office:word" xmlns:a="http://schemas.openxmlformats.org/drawingml/2006/main" xmlns:pic="http://schemas.openxmlformats.org/drawingml/2006/picture" xmlns:wp="http://schemas.openxmlformats.org/drawingml/2006/wordprocessingDrawing">
   <w:body>
-    <w:bookmarkStart w:id="64" w:name="Xaf4dc6cc17897592066e9e2748f5d5ed61f04ba"/>
+    <w:bookmarkStart w:id="65" w:name="Xaf4dc6cc17897592066e9e2748f5d5ed61f04ba"/>
     <w:p>
       <w:pPr>
         <w:pStyle w:val="Heading1"/>
@@ -462,7 +462,7 @@
         </w:tc>
       </w:tr>
     </w:tbl>
-    <w:bookmarkStart w:id="35" w:name="общие-замечания-ч1-ч2-ч5-ч6-ч7"/>
+    <w:bookmarkStart w:id="36" w:name="общие-замечания-ч1-ч2-ч5-ч6-ч7"/>
     <w:p>
       <w:pPr>
         <w:pStyle w:val="Heading2"/>
@@ -1076,16 +1076,1037 @@
         <w:t xml:space="preserve">Требуемая структура и дерево модели Ч6 (так же во всех 10 моделях).</w:t>
       </w:r>
     </w:p>
-    <w:bookmarkEnd w:id="35"/>
-    <w:bookmarkStart w:id="36" w:name="X510a03d5fd98dd74ba0e504f59b67b8acff2b48"/>
-    <w:p>
-      <w:pPr>
-        <w:pStyle w:val="Heading2"/>
-      </w:pPr>
-      <w:r>
-        <w:t xml:space="preserve">1439-2025-4_Круглое поле_4_ГП_ПЗУ_Ч5_Компрессорная №1.ifc</w:t>
-      </w:r>
-    </w:p>
+    <w:bookmarkStart w:id="35" w:name="сверка-атрибутов-с-ведомостями-рд"/>
+    <w:p>
+      <w:pPr>
+        <w:pStyle w:val="Heading3"/>
+      </w:pPr>
+      <w:r>
+        <w:t xml:space="preserve">Сверка атрибутов с ведомостями РД</w:t>
+      </w:r>
+    </w:p>
+    <w:p>
+      <w:pPr>
+        <w:pStyle w:val="FirstParagraph"/>
+      </w:pPr>
+      <w:r>
+        <w:t xml:space="preserve">В ячейке:</w:t>
+      </w:r>
+      <w:r>
+        <w:t xml:space="preserve"> </w:t>
+      </w:r>
+      <w:r>
+        <w:rPr>
+          <w:bCs/>
+          <w:b/>
+        </w:rPr>
+        <w:t xml:space="preserve">ведомость РД / атрибут модели «Площадь»</w:t>
+      </w:r>
+      <w:r>
+        <w:t xml:space="preserve"> </w:t>
+      </w:r>
+      <w:r>
+        <w:t xml:space="preserve">(сумма по элементам), м²; бортовой камень — атрибут «Объем», м³. Ведомости тротуаров, элементов озеленения и бортовых камней на планах благоустройства:</w:t>
+      </w:r>
+      <w:r>
+        <w:t xml:space="preserve"> </w:t>
+      </w:r>
+      <w:r>
+        <w:rPr>
+          <w:bCs/>
+          <w:b/>
+        </w:rPr>
+        <w:t xml:space="preserve">21_1439_2025_4-ГП.ДП (Парк) 26.09.24.pdf</w:t>
+      </w:r>
+      <w:r>
+        <w:t xml:space="preserve"> </w:t>
+      </w:r>
+      <w:r>
+        <w:t xml:space="preserve">(Ч1 — стр. 13, Ч2 — стр. 14),</w:t>
+      </w:r>
+      <w:r>
+        <w:t xml:space="preserve"> </w:t>
+      </w:r>
+      <w:r>
+        <w:rPr>
+          <w:bCs/>
+          <w:b/>
+        </w:rPr>
+        <w:t xml:space="preserve">24_1439_2025_4-ГП.СП (Стрелки) 26.09.24.pdf</w:t>
+      </w:r>
+      <w:r>
+        <w:t xml:space="preserve"> </w:t>
+      </w:r>
+      <w:r>
+        <w:t xml:space="preserve">(Ч5 — стр. 17, Ч6 — стр. 18, Ч7 — стр. 19). Красным — расхождение более 5 %.</w:t>
+      </w:r>
+    </w:p>
+    <w:tbl>
+      <w:tblPr>
+        <w:tblStyle w:val="Table"/>
+        <w:tblW w:type="dxa" w:w="15137"/>
+        <w:tblLayout w:type="fixed"/>
+        <w:tblLook w:firstRow="1" w:lastRow="0" w:firstColumn="0" w:lastColumn="0" w:noHBand="0" w:noVBand="0" w:val="0020"/>
+        <w:jc w:val="start"/>
+      </w:tblPr>
+      <w:tblGrid>
+        <w:gridCol w:w="2522"/>
+        <w:gridCol w:w="2522"/>
+        <w:gridCol w:w="2522"/>
+        <w:gridCol w:w="2522"/>
+        <w:gridCol w:w="2522"/>
+        <w:gridCol w:w="2522"/>
+      </w:tblGrid>
+      <w:tr>
+        <w:trPr>
+          <w:tblHeader w:val="true"/>
+        </w:trPr>
+        <w:tc>
+          <w:tcPr>
+            <w:tcW w:type="dxa" w:w="2523"/>
+          </w:tcPr>
+          <w:p>
+            <w:pPr>
+              <w:pStyle w:val="Compact"/>
+              <w:jc w:val="left"/>
+            </w:pPr>
+            <w:r>
+              <w:t xml:space="preserve">Позиция ведомости</w:t>
+            </w:r>
+          </w:p>
+        </w:tc>
+        <w:tc>
+          <w:tcPr>
+            <w:tcW w:type="dxa" w:w="2523"/>
+          </w:tcPr>
+          <w:p>
+            <w:pPr>
+              <w:pStyle w:val="Compact"/>
+              <w:jc w:val="left"/>
+            </w:pPr>
+            <w:r>
+              <w:t xml:space="preserve">Ч1</w:t>
+            </w:r>
+          </w:p>
+        </w:tc>
+        <w:tc>
+          <w:tcPr>
+            <w:tcW w:type="dxa" w:w="2523"/>
+          </w:tcPr>
+          <w:p>
+            <w:pPr>
+              <w:pStyle w:val="Compact"/>
+              <w:jc w:val="left"/>
+            </w:pPr>
+            <w:r>
+              <w:t xml:space="preserve">Ч2</w:t>
+            </w:r>
+          </w:p>
+        </w:tc>
+        <w:tc>
+          <w:tcPr>
+            <w:tcW w:type="dxa" w:w="2523"/>
+          </w:tcPr>
+          <w:p>
+            <w:pPr>
+              <w:pStyle w:val="Compact"/>
+              <w:jc w:val="left"/>
+            </w:pPr>
+            <w:r>
+              <w:t xml:space="preserve">Ч5</w:t>
+            </w:r>
+          </w:p>
+        </w:tc>
+        <w:tc>
+          <w:tcPr>
+            <w:tcW w:type="dxa" w:w="2523"/>
+          </w:tcPr>
+          <w:p>
+            <w:pPr>
+              <w:pStyle w:val="Compact"/>
+              <w:jc w:val="left"/>
+            </w:pPr>
+            <w:r>
+              <w:t xml:space="preserve">Ч6</w:t>
+            </w:r>
+          </w:p>
+        </w:tc>
+        <w:tc>
+          <w:tcPr>
+            <w:tcW w:type="dxa" w:w="2523"/>
+          </w:tcPr>
+          <w:p>
+            <w:pPr>
+              <w:pStyle w:val="Compact"/>
+              <w:jc w:val="left"/>
+            </w:pPr>
+            <w:r>
+              <w:t xml:space="preserve">Ч7</w:t>
+            </w:r>
+          </w:p>
+        </w:tc>
+      </w:tr>
+      <w:tr>
+        <w:tc>
+          <w:tcPr>
+            <w:tcW w:type="dxa" w:w="2523"/>
+          </w:tcPr>
+          <w:p>
+            <w:pPr>
+              <w:pStyle w:val="Compact"/>
+              <w:jc w:val="left"/>
+            </w:pPr>
+            <w:r>
+              <w:t xml:space="preserve">Асфальт А5Вл h=0,05 (Тип 1 + Тип 2)</w:t>
+            </w:r>
+          </w:p>
+        </w:tc>
+        <w:tc>
+          <w:tcPr>
+            <w:tcW w:type="dxa" w:w="2523"/>
+          </w:tcPr>
+          <w:p>
+            <w:pPr>
+              <w:pStyle w:val="Compact"/>
+              <w:jc w:val="left"/>
+            </w:pPr>
+            <w:r>
+              <w:t xml:space="preserve">518,00 / 530,0</w:t>
+            </w:r>
+          </w:p>
+        </w:tc>
+        <w:tc>
+          <w:tcPr>
+            <w:tcW w:type="dxa" w:w="2523"/>
+          </w:tcPr>
+          <w:p>
+            <w:pPr>
+              <w:pStyle w:val="Compact"/>
+              <w:jc w:val="left"/>
+            </w:pPr>
+            <w:r>
+              <w:t xml:space="preserve">188,30 / 185,6</w:t>
+            </w:r>
+          </w:p>
+        </w:tc>
+        <w:tc>
+          <w:tcPr>
+            <w:tcW w:type="dxa" w:w="2523"/>
+          </w:tcPr>
+          <w:p>
+            <w:pPr>
+              <w:pStyle w:val="Compact"/>
+              <w:jc w:val="left"/>
+            </w:pPr>
+            <w:r>
+              <w:t xml:space="preserve">125,38 / 125,4</w:t>
+            </w:r>
+          </w:p>
+        </w:tc>
+        <w:tc>
+          <w:tcPr>
+            <w:tcW w:type="dxa" w:w="2523"/>
+          </w:tcPr>
+          <w:p>
+            <w:pPr>
+              <w:pStyle w:val="Compact"/>
+              <w:jc w:val="left"/>
+            </w:pPr>
+            <w:r>
+              <w:t xml:space="preserve">127,70 / 123,2</w:t>
+            </w:r>
+          </w:p>
+        </w:tc>
+        <w:tc>
+          <w:tcPr>
+            <w:tcW w:type="dxa" w:w="2523"/>
+          </w:tcPr>
+          <w:p>
+            <w:pPr>
+              <w:pStyle w:val="Compact"/>
+              <w:jc w:val="left"/>
+            </w:pPr>
+            <w:r>
+              <w:t xml:space="preserve">132,18 / 127,6</w:t>
+            </w:r>
+          </w:p>
+        </w:tc>
+      </w:tr>
+      <w:tr>
+        <w:tc>
+          <w:tcPr>
+            <w:tcW w:type="dxa" w:w="2523"/>
+          </w:tcPr>
+          <w:p>
+            <w:pPr>
+              <w:pStyle w:val="Compact"/>
+              <w:jc w:val="left"/>
+            </w:pPr>
+            <w:r>
+              <w:t xml:space="preserve">Тип 1 — щебень h=0,16</w:t>
+            </w:r>
+          </w:p>
+        </w:tc>
+        <w:tc>
+          <w:tcPr>
+            <w:tcW w:type="dxa" w:w="2523"/>
+          </w:tcPr>
+          <w:p>
+            <w:pPr>
+              <w:pStyle w:val="Compact"/>
+              <w:jc w:val="left"/>
+            </w:pPr>
+            <w:r>
+              <w:t xml:space="preserve">259,85 / 264,4</w:t>
+            </w:r>
+          </w:p>
+        </w:tc>
+        <w:tc>
+          <w:tcPr>
+            <w:tcW w:type="dxa" w:w="2523"/>
+          </w:tcPr>
+          <w:p>
+            <w:pPr>
+              <w:pStyle w:val="Compact"/>
+              <w:jc w:val="left"/>
+            </w:pPr>
+            <w:r>
+              <w:t xml:space="preserve">81,80 / 70,6</w:t>
+            </w:r>
+          </w:p>
+        </w:tc>
+        <w:tc>
+          <w:tcPr>
+            <w:tcW w:type="dxa" w:w="2523"/>
+          </w:tcPr>
+          <w:p>
+            <w:pPr>
+              <w:pStyle w:val="Compact"/>
+              <w:jc w:val="left"/>
+            </w:pPr>
+            <w:r>
+              <w:t xml:space="preserve">50,34 / 46,0</w:t>
+            </w:r>
+          </w:p>
+        </w:tc>
+        <w:tc>
+          <w:tcPr>
+            <w:tcW w:type="dxa" w:w="2523"/>
+          </w:tcPr>
+          <w:p>
+            <w:pPr>
+              <w:pStyle w:val="Compact"/>
+              <w:jc w:val="left"/>
+            </w:pPr>
+            <w:r>
+              <w:t xml:space="preserve">55,66 / 46,9</w:t>
+            </w:r>
+          </w:p>
+        </w:tc>
+        <w:tc>
+          <w:tcPr>
+            <w:tcW w:type="dxa" w:w="2523"/>
+          </w:tcPr>
+          <w:p>
+            <w:pPr>
+              <w:pStyle w:val="Compact"/>
+              <w:jc w:val="left"/>
+            </w:pPr>
+            <w:r>
+              <w:t xml:space="preserve">57,14 / 48,3</w:t>
+            </w:r>
+          </w:p>
+        </w:tc>
+      </w:tr>
+      <w:tr>
+        <w:tc>
+          <w:tcPr>
+            <w:tcW w:type="dxa" w:w="2523"/>
+          </w:tcPr>
+          <w:p>
+            <w:pPr>
+              <w:pStyle w:val="Compact"/>
+              <w:jc w:val="left"/>
+            </w:pPr>
+            <w:r>
+              <w:t xml:space="preserve">Тип 1 — песок h=0,15</w:t>
+            </w:r>
+          </w:p>
+        </w:tc>
+        <w:tc>
+          <w:tcPr>
+            <w:tcW w:type="dxa" w:w="2523"/>
+          </w:tcPr>
+          <w:p>
+            <w:pPr>
+              <w:pStyle w:val="Compact"/>
+              <w:jc w:val="left"/>
+            </w:pPr>
+            <w:r>
+              <w:t xml:space="preserve">259,85 / 255,5</w:t>
+            </w:r>
+          </w:p>
+        </w:tc>
+        <w:tc>
+          <w:tcPr>
+            <w:tcW w:type="dxa" w:w="2523"/>
+          </w:tcPr>
+          <w:p>
+            <w:pPr>
+              <w:pStyle w:val="Compact"/>
+              <w:jc w:val="left"/>
+            </w:pPr>
+            <w:r>
+              <w:t xml:space="preserve">81,80 / 62,2</w:t>
+            </w:r>
+          </w:p>
+        </w:tc>
+        <w:tc>
+          <w:tcPr>
+            <w:tcW w:type="dxa" w:w="2523"/>
+          </w:tcPr>
+          <w:p>
+            <w:pPr>
+              <w:pStyle w:val="Compact"/>
+              <w:jc w:val="left"/>
+            </w:pPr>
+            <w:r>
+              <w:t xml:space="preserve">50,34 / 39,9</w:t>
+            </w:r>
+          </w:p>
+        </w:tc>
+        <w:tc>
+          <w:tcPr>
+            <w:tcW w:type="dxa" w:w="2523"/>
+          </w:tcPr>
+          <w:p>
+            <w:pPr>
+              <w:pStyle w:val="Compact"/>
+              <w:jc w:val="left"/>
+            </w:pPr>
+            <w:r>
+              <w:t xml:space="preserve">55,66 / 41,5</w:t>
+            </w:r>
+          </w:p>
+        </w:tc>
+        <w:tc>
+          <w:tcPr>
+            <w:tcW w:type="dxa" w:w="2523"/>
+          </w:tcPr>
+          <w:p>
+            <w:pPr>
+              <w:pStyle w:val="Compact"/>
+              <w:jc w:val="left"/>
+            </w:pPr>
+            <w:r>
+              <w:t xml:space="preserve">57,14 / 42,7</w:t>
+            </w:r>
+          </w:p>
+        </w:tc>
+      </w:tr>
+      <w:tr>
+        <w:tc>
+          <w:tcPr>
+            <w:tcW w:type="dxa" w:w="2523"/>
+          </w:tcPr>
+          <w:p>
+            <w:pPr>
+              <w:pStyle w:val="Compact"/>
+              <w:jc w:val="left"/>
+            </w:pPr>
+            <w:r>
+              <w:t xml:space="preserve">Тип 1 — геотекстиль</w:t>
+            </w:r>
+          </w:p>
+        </w:tc>
+        <w:tc>
+          <w:tcPr>
+            <w:tcW w:type="dxa" w:w="2523"/>
+          </w:tcPr>
+          <w:p>
+            <w:pPr>
+              <w:pStyle w:val="Compact"/>
+              <w:jc w:val="left"/>
+            </w:pPr>
+            <w:r>
+              <w:t xml:space="preserve">259,85 / 253,3</w:t>
+            </w:r>
+          </w:p>
+        </w:tc>
+        <w:tc>
+          <w:tcPr>
+            <w:tcW w:type="dxa" w:w="2523"/>
+          </w:tcPr>
+          <w:p>
+            <w:pPr>
+              <w:pStyle w:val="Compact"/>
+              <w:jc w:val="left"/>
+            </w:pPr>
+            <w:r>
+              <w:t xml:space="preserve">81,80 / 66,7</w:t>
+            </w:r>
+          </w:p>
+        </w:tc>
+        <w:tc>
+          <w:tcPr>
+            <w:tcW w:type="dxa" w:w="2523"/>
+          </w:tcPr>
+          <w:p>
+            <w:pPr>
+              <w:pStyle w:val="Compact"/>
+              <w:jc w:val="left"/>
+            </w:pPr>
+            <w:r>
+              <w:t xml:space="preserve">50,34 / 146,7</w:t>
+            </w:r>
+          </w:p>
+        </w:tc>
+        <w:tc>
+          <w:tcPr>
+            <w:tcW w:type="dxa" w:w="2523"/>
+          </w:tcPr>
+          <w:p>
+            <w:pPr>
+              <w:pStyle w:val="Compact"/>
+              <w:jc w:val="left"/>
+            </w:pPr>
+            <w:r>
+              <w:t xml:space="preserve">55,66 / 46,7</w:t>
+            </w:r>
+          </w:p>
+        </w:tc>
+        <w:tc>
+          <w:tcPr>
+            <w:tcW w:type="dxa" w:w="2523"/>
+          </w:tcPr>
+          <w:p>
+            <w:pPr>
+              <w:pStyle w:val="Compact"/>
+              <w:jc w:val="left"/>
+            </w:pPr>
+            <w:r>
+              <w:t xml:space="preserve">57,14 / 46,7</w:t>
+            </w:r>
+          </w:p>
+        </w:tc>
+      </w:tr>
+      <w:tr>
+        <w:tc>
+          <w:tcPr>
+            <w:tcW w:type="dxa" w:w="2523"/>
+          </w:tcPr>
+          <w:p>
+            <w:pPr>
+              <w:pStyle w:val="Compact"/>
+              <w:jc w:val="left"/>
+            </w:pPr>
+            <w:r>
+              <w:t xml:space="preserve">Тип 2 — щебень h=0,10</w:t>
+            </w:r>
+          </w:p>
+        </w:tc>
+        <w:tc>
+          <w:tcPr>
+            <w:tcW w:type="dxa" w:w="2523"/>
+          </w:tcPr>
+          <w:p>
+            <w:pPr>
+              <w:pStyle w:val="Compact"/>
+              <w:jc w:val="left"/>
+            </w:pPr>
+            <w:r>
+              <w:t xml:space="preserve">258,15 / 247,7</w:t>
+            </w:r>
+          </w:p>
+        </w:tc>
+        <w:tc>
+          <w:tcPr>
+            <w:tcW w:type="dxa" w:w="2523"/>
+          </w:tcPr>
+          <w:p>
+            <w:pPr>
+              <w:pStyle w:val="Compact"/>
+              <w:jc w:val="left"/>
+            </w:pPr>
+            <w:r>
+              <w:t xml:space="preserve">106,50 / 104,2</w:t>
+            </w:r>
+          </w:p>
+        </w:tc>
+        <w:tc>
+          <w:tcPr>
+            <w:tcW w:type="dxa" w:w="2523"/>
+          </w:tcPr>
+          <w:p>
+            <w:pPr>
+              <w:pStyle w:val="Compact"/>
+              <w:jc w:val="left"/>
+            </w:pPr>
+            <w:r>
+              <w:t xml:space="preserve">75,04 / 71,7</w:t>
+            </w:r>
+          </w:p>
+        </w:tc>
+        <w:tc>
+          <w:tcPr>
+            <w:tcW w:type="dxa" w:w="2523"/>
+          </w:tcPr>
+          <w:p>
+            <w:pPr>
+              <w:pStyle w:val="Compact"/>
+              <w:jc w:val="left"/>
+            </w:pPr>
+            <w:r>
+              <w:t xml:space="preserve">72,04 / 68,7</w:t>
+            </w:r>
+          </w:p>
+        </w:tc>
+        <w:tc>
+          <w:tcPr>
+            <w:tcW w:type="dxa" w:w="2523"/>
+          </w:tcPr>
+          <w:p>
+            <w:pPr>
+              <w:pStyle w:val="Compact"/>
+              <w:jc w:val="left"/>
+            </w:pPr>
+            <w:r>
+              <w:t xml:space="preserve">75,04 / 71,8</w:t>
+            </w:r>
+          </w:p>
+        </w:tc>
+      </w:tr>
+      <w:tr>
+        <w:tc>
+          <w:tcPr>
+            <w:tcW w:type="dxa" w:w="2523"/>
+          </w:tcPr>
+          <w:p>
+            <w:pPr>
+              <w:pStyle w:val="Compact"/>
+              <w:jc w:val="left"/>
+            </w:pPr>
+            <w:r>
+              <w:t xml:space="preserve">Тип 2 — песок h=0,10</w:t>
+            </w:r>
+          </w:p>
+        </w:tc>
+        <w:tc>
+          <w:tcPr>
+            <w:tcW w:type="dxa" w:w="2523"/>
+          </w:tcPr>
+          <w:p>
+            <w:pPr>
+              <w:pStyle w:val="Compact"/>
+              <w:jc w:val="left"/>
+            </w:pPr>
+            <w:r>
+              <w:t xml:space="preserve">258,15 / 237,9</w:t>
+            </w:r>
+          </w:p>
+        </w:tc>
+        <w:tc>
+          <w:tcPr>
+            <w:tcW w:type="dxa" w:w="2523"/>
+          </w:tcPr>
+          <w:p>
+            <w:pPr>
+              <w:pStyle w:val="Compact"/>
+              <w:jc w:val="left"/>
+            </w:pPr>
+            <w:r>
+              <w:t xml:space="preserve">106,50 / 100,1</w:t>
+            </w:r>
+          </w:p>
+        </w:tc>
+        <w:tc>
+          <w:tcPr>
+            <w:tcW w:type="dxa" w:w="2523"/>
+          </w:tcPr>
+          <w:p>
+            <w:pPr>
+              <w:pStyle w:val="Compact"/>
+              <w:jc w:val="left"/>
+            </w:pPr>
+            <w:r>
+              <w:t xml:space="preserve">75,04 / 68,5</w:t>
+            </w:r>
+          </w:p>
+        </w:tc>
+        <w:tc>
+          <w:tcPr>
+            <w:tcW w:type="dxa" w:w="2523"/>
+          </w:tcPr>
+          <w:p>
+            <w:pPr>
+              <w:pStyle w:val="Compact"/>
+              <w:jc w:val="left"/>
+            </w:pPr>
+            <w:r>
+              <w:t xml:space="preserve">72,04 / 65,5</w:t>
+            </w:r>
+          </w:p>
+        </w:tc>
+        <w:tc>
+          <w:tcPr>
+            <w:tcW w:type="dxa" w:w="2523"/>
+          </w:tcPr>
+          <w:p>
+            <w:pPr>
+              <w:pStyle w:val="Compact"/>
+              <w:jc w:val="left"/>
+            </w:pPr>
+            <w:r>
+              <w:t xml:space="preserve">75,04 / 68,5</w:t>
+            </w:r>
+          </w:p>
+        </w:tc>
+      </w:tr>
+      <w:tr>
+        <w:tc>
+          <w:tcPr>
+            <w:tcW w:type="dxa" w:w="2523"/>
+          </w:tcPr>
+          <w:p>
+            <w:pPr>
+              <w:pStyle w:val="Compact"/>
+              <w:jc w:val="left"/>
+            </w:pPr>
+            <w:r>
+              <w:t xml:space="preserve">Тип 2 — утеплитель ЭППС</w:t>
+            </w:r>
+          </w:p>
+        </w:tc>
+        <w:tc>
+          <w:tcPr>
+            <w:tcW w:type="dxa" w:w="2523"/>
+          </w:tcPr>
+          <w:p>
+            <w:pPr>
+              <w:pStyle w:val="Compact"/>
+              <w:jc w:val="left"/>
+            </w:pPr>
+            <w:r>
+              <w:t xml:space="preserve">258,15 / 56,0</w:t>
+            </w:r>
+          </w:p>
+        </w:tc>
+        <w:tc>
+          <w:tcPr>
+            <w:tcW w:type="dxa" w:w="2523"/>
+          </w:tcPr>
+          <w:p>
+            <w:pPr>
+              <w:pStyle w:val="Compact"/>
+              <w:jc w:val="left"/>
+            </w:pPr>
+            <w:r>
+              <w:t xml:space="preserve">106,50 / 100,2</w:t>
+            </w:r>
+          </w:p>
+        </w:tc>
+        <w:tc>
+          <w:tcPr>
+            <w:tcW w:type="dxa" w:w="2523"/>
+          </w:tcPr>
+          <w:p>
+            <w:pPr>
+              <w:pStyle w:val="Compact"/>
+              <w:jc w:val="left"/>
+            </w:pPr>
+            <w:r>
+              <w:t xml:space="preserve">75,04 / 68,4</w:t>
+            </w:r>
+          </w:p>
+        </w:tc>
+        <w:tc>
+          <w:tcPr>
+            <w:tcW w:type="dxa" w:w="2523"/>
+          </w:tcPr>
+          <w:p>
+            <w:pPr>
+              <w:pStyle w:val="Compact"/>
+              <w:jc w:val="left"/>
+            </w:pPr>
+            <w:r>
+              <w:t xml:space="preserve">72,04 / 65,6</w:t>
+            </w:r>
+          </w:p>
+        </w:tc>
+        <w:tc>
+          <w:tcPr>
+            <w:tcW w:type="dxa" w:w="2523"/>
+          </w:tcPr>
+          <w:p>
+            <w:pPr>
+              <w:pStyle w:val="Compact"/>
+              <w:jc w:val="left"/>
+            </w:pPr>
+            <w:r>
+              <w:t xml:space="preserve">75,04 / 68,4</w:t>
+            </w:r>
+          </w:p>
+        </w:tc>
+      </w:tr>
+      <w:tr>
+        <w:tc>
+          <w:tcPr>
+            <w:tcW w:type="dxa" w:w="2523"/>
+          </w:tcPr>
+          <w:p>
+            <w:pPr>
+              <w:pStyle w:val="Compact"/>
+              <w:jc w:val="left"/>
+            </w:pPr>
+            <w:r>
+              <w:t xml:space="preserve">Газон посевной</w:t>
+            </w:r>
+          </w:p>
+        </w:tc>
+        <w:tc>
+          <w:tcPr>
+            <w:tcW w:type="dxa" w:w="2523"/>
+          </w:tcPr>
+          <w:p>
+            <w:pPr>
+              <w:pStyle w:val="Compact"/>
+              <w:jc w:val="left"/>
+            </w:pPr>
+            <w:r>
+              <w:t xml:space="preserve">1 860,60 / 1 694,0</w:t>
+            </w:r>
+          </w:p>
+        </w:tc>
+        <w:tc>
+          <w:tcPr>
+            <w:tcW w:type="dxa" w:w="2523"/>
+          </w:tcPr>
+          <w:p>
+            <w:pPr>
+              <w:pStyle w:val="Compact"/>
+              <w:jc w:val="left"/>
+            </w:pPr>
+            <w:r>
+              <w:t xml:space="preserve">274,60 / 253,9</w:t>
+            </w:r>
+          </w:p>
+        </w:tc>
+        <w:tc>
+          <w:tcPr>
+            <w:tcW w:type="dxa" w:w="2523"/>
+          </w:tcPr>
+          <w:p>
+            <w:pPr>
+              <w:pStyle w:val="Compact"/>
+              <w:jc w:val="left"/>
+            </w:pPr>
+            <w:r>
+              <w:t xml:space="preserve">165,00 / 150,3</w:t>
+            </w:r>
+          </w:p>
+        </w:tc>
+        <w:tc>
+          <w:tcPr>
+            <w:tcW w:type="dxa" w:w="2523"/>
+          </w:tcPr>
+          <w:p>
+            <w:pPr>
+              <w:pStyle w:val="Compact"/>
+              <w:jc w:val="left"/>
+            </w:pPr>
+            <w:r>
+              <w:t xml:space="preserve">159,22 / 145,1</w:t>
+            </w:r>
+          </w:p>
+        </w:tc>
+        <w:tc>
+          <w:tcPr>
+            <w:tcW w:type="dxa" w:w="2523"/>
+          </w:tcPr>
+          <w:p>
+            <w:pPr>
+              <w:pStyle w:val="Compact"/>
+              <w:jc w:val="left"/>
+            </w:pPr>
+            <w:r>
+              <w:t xml:space="preserve">162,51 / 147,7</w:t>
+            </w:r>
+          </w:p>
+        </w:tc>
+      </w:tr>
+      <w:tr>
+        <w:tc>
+          <w:tcPr>
+            <w:tcW w:type="dxa" w:w="2523"/>
+          </w:tcPr>
+          <w:p>
+            <w:pPr>
+              <w:pStyle w:val="Compact"/>
+              <w:jc w:val="left"/>
+            </w:pPr>
+            <w:r>
+              <w:t xml:space="preserve">Укрепление откосов</w:t>
+            </w:r>
+          </w:p>
+        </w:tc>
+        <w:tc>
+          <w:tcPr>
+            <w:tcW w:type="dxa" w:w="2523"/>
+          </w:tcPr>
+          <w:p>
+            <w:pPr>
+              <w:pStyle w:val="Compact"/>
+              <w:jc w:val="left"/>
+            </w:pPr>
+            <w:r>
+              <w:t xml:space="preserve">108,50 / 94,3</w:t>
+            </w:r>
+          </w:p>
+        </w:tc>
+        <w:tc>
+          <w:tcPr>
+            <w:tcW w:type="dxa" w:w="2523"/>
+          </w:tcPr>
+          <w:p>
+            <w:pPr>
+              <w:pStyle w:val="Compact"/>
+              <w:jc w:val="left"/>
+            </w:pPr>
+            <w:r>
+              <w:t xml:space="preserve">298,30 / 298,3</w:t>
+            </w:r>
+          </w:p>
+        </w:tc>
+        <w:tc>
+          <w:tcPr>
+            <w:tcW w:type="dxa" w:w="2523"/>
+          </w:tcPr>
+          <w:p>
+            <w:pPr>
+              <w:pStyle w:val="Compact"/>
+              <w:jc w:val="left"/>
+            </w:pPr>
+            <w:r>
+              <w:t xml:space="preserve">54,55 / 74,2</w:t>
+            </w:r>
+          </w:p>
+        </w:tc>
+        <w:tc>
+          <w:tcPr>
+            <w:tcW w:type="dxa" w:w="2523"/>
+          </w:tcPr>
+          <w:p>
+            <w:pPr>
+              <w:pStyle w:val="Compact"/>
+              <w:jc w:val="left"/>
+            </w:pPr>
+            <w:r>
+              <w:t xml:space="preserve">70,91 / 70,9</w:t>
+            </w:r>
+          </w:p>
+        </w:tc>
+        <w:tc>
+          <w:tcPr>
+            <w:tcW w:type="dxa" w:w="2523"/>
+          </w:tcPr>
+          <w:p>
+            <w:pPr>
+              <w:pStyle w:val="Compact"/>
+              <w:jc w:val="left"/>
+            </w:pPr>
+            <w:r>
+              <w:t xml:space="preserve">106,61 / 106,6</w:t>
+            </w:r>
+          </w:p>
+        </w:tc>
+      </w:tr>
+      <w:tr>
+        <w:tc>
+          <w:tcPr>
+            <w:tcW w:type="dxa" w:w="2523"/>
+          </w:tcPr>
+          <w:p>
+            <w:pPr>
+              <w:pStyle w:val="Compact"/>
+              <w:jc w:val="left"/>
+            </w:pPr>
+            <w:r>
+              <w:t xml:space="preserve">Бортовой камень, бетон, м³ (п.м × 0,016)</w:t>
+            </w:r>
+          </w:p>
+        </w:tc>
+        <w:tc>
+          <w:tcPr>
+            <w:tcW w:type="dxa" w:w="2523"/>
+          </w:tcPr>
+          <w:p>
+            <w:pPr>
+              <w:pStyle w:val="Compact"/>
+              <w:jc w:val="left"/>
+            </w:pPr>
+            <w:r>
+              <w:t xml:space="preserve">5,08 / 4,95</w:t>
+            </w:r>
+          </w:p>
+        </w:tc>
+        <w:tc>
+          <w:tcPr>
+            <w:tcW w:type="dxa" w:w="2523"/>
+          </w:tcPr>
+          <w:p>
+            <w:pPr>
+              <w:pStyle w:val="Compact"/>
+              <w:jc w:val="left"/>
+            </w:pPr>
+            <w:r>
+              <w:t xml:space="preserve">2,98 / 2,88</w:t>
+            </w:r>
+          </w:p>
+        </w:tc>
+        <w:tc>
+          <w:tcPr>
+            <w:tcW w:type="dxa" w:w="2523"/>
+          </w:tcPr>
+          <w:p>
+            <w:pPr>
+              <w:pStyle w:val="Compact"/>
+              <w:jc w:val="left"/>
+            </w:pPr>
+            <w:r>
+              <w:t xml:space="preserve">2,07 / 2,07</w:t>
+            </w:r>
+          </w:p>
+        </w:tc>
+        <w:tc>
+          <w:tcPr>
+            <w:tcW w:type="dxa" w:w="2523"/>
+          </w:tcPr>
+          <w:p>
+            <w:pPr>
+              <w:pStyle w:val="Compact"/>
+              <w:jc w:val="left"/>
+            </w:pPr>
+            <w:r>
+              <w:t xml:space="preserve">2,13 / 2,03</w:t>
+            </w:r>
+          </w:p>
+        </w:tc>
+        <w:tc>
+          <w:tcPr>
+            <w:tcW w:type="dxa" w:w="2523"/>
+          </w:tcPr>
+          <w:p>
+            <w:pPr>
+              <w:pStyle w:val="Compact"/>
+              <w:jc w:val="left"/>
+            </w:pPr>
+            <w:r>
+              <w:t xml:space="preserve">2,18 / 2,08</w:t>
+            </w:r>
+          </w:p>
+        </w:tc>
+      </w:tr>
+    </w:tbl>
     <w:p>
       <w:pPr>
         <w:numPr>
@@ -1095,7 +2116,33 @@
         <w:pStyle w:val="Compact"/>
       </w:pPr>
       <w:r>
-        <w:t xml:space="preserve">Рельеф площадки, засыпка зданий, бортовой камень и атрибуты по этой модели — см. ранее выданные замечания (части 1 и 2), здесь не дублируются.</w:t>
+        <w:rPr>
+          <w:bCs/>
+          <w:b/>
+        </w:rPr>
+        <w:t xml:space="preserve">Верхний слой асфальта, щебень Тип 2 и борт</w:t>
+      </w:r>
+      <w:r>
+        <w:t xml:space="preserve"> </w:t>
+      </w:r>
+      <w:r>
+        <w:t xml:space="preserve">совпадают с ведомостями.</w:t>
+      </w:r>
+      <w:r>
+        <w:t xml:space="preserve"> </w:t>
+      </w:r>
+      <w:r>
+        <w:rPr>
+          <w:bCs/>
+          <w:b/>
+        </w:rPr>
+        <w:t xml:space="preserve">Нижние слои не совпадают:</w:t>
+      </w:r>
+      <w:r>
+        <w:t xml:space="preserve"> </w:t>
+      </w:r>
+      <w:r>
+        <w:t xml:space="preserve">под Тип 1 в Ч2, Ч5–Ч7 щебень, песок и геотекстиль на 14–25 % меньше площади тротуара (в Ч5 геотекстиль, наоборот, 146,7 м² при 50,34 м²); под Тип 2 песок и ЭППС на 6–9 % меньше отмостки во всех моделях (в Ч1 ЭППС 56,0 м² при 258,15 м², см. Ч1).</w:t>
       </w:r>
     </w:p>
     <w:p>
@@ -1107,17 +2154,44 @@
         <w:pStyle w:val="Compact"/>
       </w:pPr>
       <w:r>
-        <w:t xml:space="preserve">Дополнительно: из-за подъёма площадки откос на севере выходит за границу благоустройства (~18 м²).</w:t>
-      </w:r>
-    </w:p>
+        <w:rPr>
+          <w:bCs/>
+          <w:b/>
+        </w:rPr>
+        <w:t xml:space="preserve">Газон</w:t>
+      </w:r>
+      <w:r>
+        <w:t xml:space="preserve"> </w:t>
+      </w:r>
+      <w:r>
+        <w:t xml:space="preserve">во всех моделях на 7–9 % меньше ведомости.</w:t>
+      </w:r>
+      <w:r>
+        <w:t xml:space="preserve"> </w:t>
+      </w:r>
+      <w:r>
+        <w:rPr>
+          <w:bCs/>
+          <w:b/>
+        </w:rPr>
+        <w:t xml:space="preserve">Откос:</w:t>
+      </w:r>
+      <w:r>
+        <w:t xml:space="preserve"> </w:t>
+      </w:r>
+      <w:r>
+        <w:t xml:space="preserve">Ч1 — 94,3 м² при 108,50 м²; Ч5 — 74,2 м² при 54,55 м².</w:t>
+      </w:r>
+    </w:p>
+    <w:bookmarkEnd w:id="35"/>
     <w:bookmarkEnd w:id="36"/>
-    <w:bookmarkStart w:id="46" w:name="X31f9ea7c3aee4443e810bd2af8dd18dd888b6dd"/>
+    <w:bookmarkStart w:id="37" w:name="X510a03d5fd98dd74ba0e504f59b67b8acff2b48"/>
     <w:p>
       <w:pPr>
         <w:pStyle w:val="Heading2"/>
       </w:pPr>
       <w:r>
-        <w:t xml:space="preserve">1439-2025-4_Круглое поле_4_ГП_ПЗУ_Ч1_Компрессорная №4.ifc</w:t>
+        <w:t xml:space="preserve">1439-2025-4_Круглое поле_4_ГП_ПЗУ_Ч5_Компрессорная №1.ifc</w:t>
       </w:r>
     </w:p>
     <w:p>
@@ -1129,6 +2203,52 @@
         <w:pStyle w:val="Compact"/>
       </w:pPr>
       <w:r>
+        <w:t xml:space="preserve">Рельеф площадки, засыпка зданий, бортовой камень и атрибуты по этой модели — см. ранее выданные замечания (части 1 и 2), здесь не дублируются.</w:t>
+      </w:r>
+    </w:p>
+    <w:p>
+      <w:pPr>
+        <w:numPr>
+          <w:ilvl w:val="0"/>
+          <w:numId w:val="1006"/>
+        </w:numPr>
+        <w:pStyle w:val="Compact"/>
+      </w:pPr>
+      <w:r>
+        <w:t xml:space="preserve">Дополнительно: из-за подъёма площадки откос на севере выходит за границу благоустройства (~18 м²); в атрибуте откоса 74,2 м² при 54,55 м² по ведомости РД.</w:t>
+      </w:r>
+    </w:p>
+    <w:p>
+      <w:pPr>
+        <w:numPr>
+          <w:ilvl w:val="0"/>
+          <w:numId w:val="1006"/>
+        </w:numPr>
+        <w:pStyle w:val="Compact"/>
+      </w:pPr>
+      <w:r>
+        <w:t xml:space="preserve">Геотекстиль: в атрибуте «Площадь» 146,7 м² при 50,34 м² тротуара Тип 1 по ведомости РД (24_…ГП.СП, стр. 17).</w:t>
+      </w:r>
+    </w:p>
+    <w:bookmarkEnd w:id="37"/>
+    <w:bookmarkStart w:id="47" w:name="X31f9ea7c3aee4443e810bd2af8dd18dd888b6dd"/>
+    <w:p>
+      <w:pPr>
+        <w:pStyle w:val="Heading2"/>
+      </w:pPr>
+      <w:r>
+        <w:t xml:space="preserve">1439-2025-4_Круглое поле_4_ГП_ПЗУ_Ч1_Компрессорная №4.ifc</w:t>
+      </w:r>
+    </w:p>
+    <w:p>
+      <w:pPr>
+        <w:numPr>
+          <w:ilvl w:val="0"/>
+          <w:numId w:val="1007"/>
+        </w:numPr>
+        <w:pStyle w:val="Compact"/>
+      </w:pPr>
+      <w:r>
         <w:rPr>
           <w:bCs/>
           <w:b/>
@@ -1146,7 +2266,7 @@
       <w:pPr>
         <w:numPr>
           <w:ilvl w:val="0"/>
-          <w:numId w:val="1006"/>
+          <w:numId w:val="1007"/>
         </w:numPr>
         <w:pStyle w:val="Compact"/>
       </w:pPr>
@@ -1158,7 +2278,7 @@
       <w:pPr>
         <w:numPr>
           <w:ilvl w:val="0"/>
-          <w:numId w:val="1006"/>
+          <w:numId w:val="1007"/>
         </w:numPr>
         <w:pStyle w:val="Compact"/>
       </w:pPr>
@@ -1170,7 +2290,7 @@
       <w:pPr>
         <w:numPr>
           <w:ilvl w:val="0"/>
-          <w:numId w:val="1006"/>
+          <w:numId w:val="1007"/>
         </w:numPr>
         <w:pStyle w:val="Compact"/>
       </w:pPr>
@@ -1187,18 +2307,18 @@
           <wp:inline>
             <wp:extent cx="9612000" cy="3376938"/>
             <wp:effectExtent b="0" l="0" r="0" t="0"/>
-            <wp:docPr descr="" title="" id="38" name="Picture"/>
+            <wp:docPr descr="" title="" id="39" name="Picture"/>
             <a:graphic>
               <a:graphicData uri="http://schemas.openxmlformats.org/drawingml/2006/picture">
                 <pic:pic>
                   <pic:nvPicPr>
-                    <pic:cNvPr descr="/tmp/claude-0/-home-user-Cloude/f5b51736-07b5-508b-a485-66a45660e91c/scratchpad/final/04_Ч1_нет_ЭППС.png" id="39" name="Picture"/>
+                    <pic:cNvPr descr="/tmp/claude-0/-home-user-Cloude/f5b51736-07b5-508b-a485-66a45660e91c/scratchpad/final/04_Ч1_нет_ЭППС.png" id="40" name="Picture"/>
                     <pic:cNvPicPr>
                       <a:picLocks noChangeArrowheads="1" noChangeAspect="1"/>
                     </pic:cNvPicPr>
                   </pic:nvPicPr>
                   <pic:blipFill>
-                    <a:blip r:embed="rId37"/>
+                    <a:blip r:embed="rId38"/>
                     <a:stretch>
                       <a:fillRect/>
                     </a:stretch>
@@ -1234,18 +2354,18 @@
           <wp:inline>
             <wp:extent cx="8170200" cy="5446800"/>
             <wp:effectExtent b="0" l="0" r="0" t="0"/>
-            <wp:docPr descr="" title="" id="41" name="Picture"/>
+            <wp:docPr descr="" title="" id="42" name="Picture"/>
             <a:graphic>
               <a:graphicData uri="http://schemas.openxmlformats.org/drawingml/2006/picture">
                 <pic:pic>
                   <pic:nvPicPr>
-                    <pic:cNvPr descr="/tmp/claude-0/-home-user-Cloude/f5b51736-07b5-508b-a485-66a45660e91c/scratchpad/final/10_Ч1_край_площадки.png" id="42" name="Picture"/>
+                    <pic:cNvPr descr="/tmp/claude-0/-home-user-Cloude/f5b51736-07b5-508b-a485-66a45660e91c/scratchpad/final/10_Ч1_край_площадки.png" id="43" name="Picture"/>
                     <pic:cNvPicPr>
                       <a:picLocks noChangeArrowheads="1" noChangeAspect="1"/>
                     </pic:cNvPicPr>
                   </pic:nvPicPr>
                   <pic:blipFill>
-                    <a:blip r:embed="rId40"/>
+                    <a:blip r:embed="rId41"/>
                     <a:stretch>
                       <a:fillRect/>
                     </a:stretch>
@@ -1281,18 +2401,18 @@
           <wp:inline>
             <wp:extent cx="8170200" cy="5174460"/>
             <wp:effectExtent b="0" l="0" r="0" t="0"/>
-            <wp:docPr descr="" title="" id="44" name="Picture"/>
+            <wp:docPr descr="" title="" id="45" name="Picture"/>
             <a:graphic>
               <a:graphicData uri="http://schemas.openxmlformats.org/drawingml/2006/picture">
                 <pic:pic>
                   <pic:nvPicPr>
-                    <pic:cNvPr descr="/tmp/claude-0/-home-user-Cloude/f5b51736-07b5-508b-a485-66a45660e91c/scratchpad/final/07_обрезки_Ч1.png" id="45" name="Picture"/>
+                    <pic:cNvPr descr="/tmp/claude-0/-home-user-Cloude/f5b51736-07b5-508b-a485-66a45660e91c/scratchpad/final/07_обрезки_Ч1.png" id="46" name="Picture"/>
                     <pic:cNvPicPr>
                       <a:picLocks noChangeArrowheads="1" noChangeAspect="1"/>
                     </pic:cNvPicPr>
                   </pic:nvPicPr>
                   <pic:blipFill>
-                    <a:blip r:embed="rId43"/>
+                    <a:blip r:embed="rId44"/>
                     <a:stretch>
                       <a:fillRect/>
                     </a:stretch>
@@ -1319,8 +2439,8 @@
         </w:drawing>
       </w:r>
     </w:p>
-    <w:bookmarkEnd w:id="46"/>
-    <w:bookmarkStart w:id="50" w:name="X0de8f20ae516cdee45916974a7fca4fff82098b"/>
+    <w:bookmarkEnd w:id="47"/>
+    <w:bookmarkStart w:id="51" w:name="X0de8f20ae516cdee45916974a7fca4fff82098b"/>
     <w:p>
       <w:pPr>
         <w:pStyle w:val="Heading2"/>
@@ -1333,7 +2453,7 @@
       <w:pPr>
         <w:numPr>
           <w:ilvl w:val="0"/>
-          <w:numId w:val="1007"/>
+          <w:numId w:val="1008"/>
         </w:numPr>
         <w:pStyle w:val="Compact"/>
       </w:pPr>
@@ -1345,7 +2465,7 @@
       <w:pPr>
         <w:numPr>
           <w:ilvl w:val="0"/>
-          <w:numId w:val="1007"/>
+          <w:numId w:val="1008"/>
         </w:numPr>
         <w:pStyle w:val="Compact"/>
       </w:pPr>
@@ -1362,18 +2482,18 @@
           <wp:inline>
             <wp:extent cx="8170200" cy="5174460"/>
             <wp:effectExtent b="0" l="0" r="0" t="0"/>
-            <wp:docPr descr="" title="" id="48" name="Picture"/>
+            <wp:docPr descr="" title="" id="49" name="Picture"/>
             <a:graphic>
               <a:graphicData uri="http://schemas.openxmlformats.org/drawingml/2006/picture">
                 <pic:pic>
                   <pic:nvPicPr>
-                    <pic:cNvPr descr="/tmp/claude-0/-home-user-Cloude/f5b51736-07b5-508b-a485-66a45660e91c/scratchpad/final/07_обрезки_Ч2.png" id="49" name="Picture"/>
+                    <pic:cNvPr descr="/tmp/claude-0/-home-user-Cloude/f5b51736-07b5-508b-a485-66a45660e91c/scratchpad/final/07_обрезки_Ч2.png" id="50" name="Picture"/>
                     <pic:cNvPicPr>
                       <a:picLocks noChangeArrowheads="1" noChangeAspect="1"/>
                     </pic:cNvPicPr>
                   </pic:nvPicPr>
                   <pic:blipFill>
-                    <a:blip r:embed="rId47"/>
+                    <a:blip r:embed="rId48"/>
                     <a:stretch>
                       <a:fillRect/>
                     </a:stretch>
@@ -1400,8 +2520,8 @@
         </w:drawing>
       </w:r>
     </w:p>
-    <w:bookmarkEnd w:id="50"/>
-    <w:bookmarkStart w:id="54" w:name="Xe816ec5281c5c3e930e822390bd080c859383e4"/>
+    <w:bookmarkEnd w:id="51"/>
+    <w:bookmarkStart w:id="55" w:name="Xe816ec5281c5c3e930e822390bd080c859383e4"/>
     <w:p>
       <w:pPr>
         <w:pStyle w:val="Heading2"/>
@@ -1414,7 +2534,7 @@
       <w:pPr>
         <w:numPr>
           <w:ilvl w:val="0"/>
-          <w:numId w:val="1008"/>
+          <w:numId w:val="1009"/>
         </w:numPr>
         <w:pStyle w:val="Compact"/>
       </w:pPr>
@@ -1426,7 +2546,7 @@
       <w:pPr>
         <w:numPr>
           <w:ilvl w:val="0"/>
-          <w:numId w:val="1008"/>
+          <w:numId w:val="1009"/>
         </w:numPr>
         <w:pStyle w:val="Compact"/>
       </w:pPr>
@@ -1438,7 +2558,7 @@
       <w:pPr>
         <w:numPr>
           <w:ilvl w:val="0"/>
-          <w:numId w:val="1008"/>
+          <w:numId w:val="1009"/>
         </w:numPr>
         <w:pStyle w:val="Compact"/>
       </w:pPr>
@@ -1455,18 +2575,18 @@
           <wp:inline>
             <wp:extent cx="8170200" cy="5174460"/>
             <wp:effectExtent b="0" l="0" r="0" t="0"/>
-            <wp:docPr descr="" title="" id="52" name="Picture"/>
+            <wp:docPr descr="" title="" id="53" name="Picture"/>
             <a:graphic>
               <a:graphicData uri="http://schemas.openxmlformats.org/drawingml/2006/picture">
                 <pic:pic>
                   <pic:nvPicPr>
-                    <pic:cNvPr descr="/tmp/claude-0/-home-user-Cloude/f5b51736-07b5-508b-a485-66a45660e91c/scratchpad/final/07_обрезки_Ч6.png" id="53" name="Picture"/>
+                    <pic:cNvPr descr="/tmp/claude-0/-home-user-Cloude/f5b51736-07b5-508b-a485-66a45660e91c/scratchpad/final/07_обрезки_Ч6.png" id="54" name="Picture"/>
                     <pic:cNvPicPr>
                       <a:picLocks noChangeArrowheads="1" noChangeAspect="1"/>
                     </pic:cNvPicPr>
                   </pic:nvPicPr>
                   <pic:blipFill>
-                    <a:blip r:embed="rId51"/>
+                    <a:blip r:embed="rId52"/>
                     <a:stretch>
                       <a:fillRect/>
                     </a:stretch>
@@ -1493,8 +2613,8 @@
         </w:drawing>
       </w:r>
     </w:p>
-    <w:bookmarkEnd w:id="54"/>
-    <w:bookmarkStart w:id="61" w:name="Xc7e4cb567e44979f0916c18097d72660290f0f5"/>
+    <w:bookmarkEnd w:id="55"/>
+    <w:bookmarkStart w:id="62" w:name="Xc7e4cb567e44979f0916c18097d72660290f0f5"/>
     <w:p>
       <w:pPr>
         <w:pStyle w:val="Heading2"/>
@@ -1507,7 +2627,7 @@
       <w:pPr>
         <w:numPr>
           <w:ilvl w:val="0"/>
-          <w:numId w:val="1009"/>
+          <w:numId w:val="1010"/>
         </w:numPr>
         <w:pStyle w:val="Compact"/>
       </w:pPr>
@@ -1529,7 +2649,7 @@
       <w:pPr>
         <w:numPr>
           <w:ilvl w:val="0"/>
-          <w:numId w:val="1009"/>
+          <w:numId w:val="1010"/>
         </w:numPr>
         <w:pStyle w:val="Compact"/>
       </w:pPr>
@@ -1541,7 +2661,7 @@
       <w:pPr>
         <w:numPr>
           <w:ilvl w:val="0"/>
-          <w:numId w:val="1009"/>
+          <w:numId w:val="1010"/>
         </w:numPr>
         <w:pStyle w:val="Compact"/>
       </w:pPr>
@@ -1553,7 +2673,7 @@
       <w:pPr>
         <w:numPr>
           <w:ilvl w:val="0"/>
-          <w:numId w:val="1009"/>
+          <w:numId w:val="1010"/>
         </w:numPr>
         <w:pStyle w:val="Compact"/>
       </w:pPr>
@@ -1570,18 +2690,18 @@
           <wp:inline>
             <wp:extent cx="7209000" cy="2554869"/>
             <wp:effectExtent b="0" l="0" r="0" t="0"/>
-            <wp:docPr descr="" title="" id="56" name="Picture"/>
+            <wp:docPr descr="" title="" id="57" name="Picture"/>
             <a:graphic>
               <a:graphicData uri="http://schemas.openxmlformats.org/drawingml/2006/picture">
                 <pic:pic>
                   <pic:nvPicPr>
-                    <pic:cNvPr descr="/tmp/claude-0/-home-user-Cloude/f5b51736-07b5-508b-a485-66a45660e91c/scratchpad/final/13_Ч7_материал_пустой.png" id="57" name="Picture"/>
+                    <pic:cNvPr descr="/tmp/claude-0/-home-user-Cloude/f5b51736-07b5-508b-a485-66a45660e91c/scratchpad/final/13_Ч7_материал_пустой.png" id="58" name="Picture"/>
                     <pic:cNvPicPr>
                       <a:picLocks noChangeArrowheads="1" noChangeAspect="1"/>
                     </pic:cNvPicPr>
                   </pic:nvPicPr>
                   <pic:blipFill>
-                    <a:blip r:embed="rId55"/>
+                    <a:blip r:embed="rId56"/>
                     <a:stretch>
                       <a:fillRect/>
                     </a:stretch>
@@ -1617,18 +2737,18 @@
           <wp:inline>
             <wp:extent cx="8170200" cy="5174460"/>
             <wp:effectExtent b="0" l="0" r="0" t="0"/>
-            <wp:docPr descr="" title="" id="59" name="Picture"/>
+            <wp:docPr descr="" title="" id="60" name="Picture"/>
             <a:graphic>
               <a:graphicData uri="http://schemas.openxmlformats.org/drawingml/2006/picture">
                 <pic:pic>
                   <pic:nvPicPr>
-                    <pic:cNvPr descr="/tmp/claude-0/-home-user-Cloude/f5b51736-07b5-508b-a485-66a45660e91c/scratchpad/final/07_обрезки_Ч7.png" id="60" name="Picture"/>
+                    <pic:cNvPr descr="/tmp/claude-0/-home-user-Cloude/f5b51736-07b5-508b-a485-66a45660e91c/scratchpad/final/07_обрезки_Ч7.png" id="61" name="Picture"/>
                     <pic:cNvPicPr>
                       <a:picLocks noChangeArrowheads="1" noChangeAspect="1"/>
                     </pic:cNvPicPr>
                   </pic:nvPicPr>
                   <pic:blipFill>
-                    <a:blip r:embed="rId58"/>
+                    <a:blip r:embed="rId59"/>
                     <a:stretch>
                       <a:fillRect/>
                     </a:stretch>
@@ -1655,8 +2775,8 @@
         </w:drawing>
       </w:r>
     </w:p>
-    <w:bookmarkEnd w:id="61"/>
-    <w:bookmarkStart w:id="62" w:name="Xeb739450e640cdfea27d68112b7dd344915faf6"/>
+    <w:bookmarkEnd w:id="62"/>
+    <w:bookmarkStart w:id="63" w:name="Xeb739450e640cdfea27d68112b7dd344915faf6"/>
     <w:p>
       <w:pPr>
         <w:pStyle w:val="Heading2"/>
@@ -1673,8 +2793,8 @@
         <w:t xml:space="preserve">Площадки водоподготовки и ЛОС перенесены в 5 этап (файлы 1439-2025-5_…_Ч3, Ч4). Замечания по ним — в файле «Замечания_Пятница_этап5_ПЗУ».</w:t>
       </w:r>
     </w:p>
-    <w:bookmarkEnd w:id="62"/>
-    <w:bookmarkStart w:id="63" w:name="перед-передачей-модели"/>
+    <w:bookmarkEnd w:id="63"/>
+    <w:bookmarkStart w:id="64" w:name="перед-передачей-модели"/>
     <w:p>
       <w:pPr>
         <w:pStyle w:val="Heading2"/>
@@ -1691,8 +2811,8 @@
         <w:t xml:space="preserve">Сверять элементы с исходной документацией (ПД, ВОР): отметки по СОР и 0.000 зданий, узел бортового камня, состав «Тип 1» / «Тип 2», атрибуты — по перечню в ПД; удалять обрезки; цвета — по EIR.</w:t>
       </w:r>
     </w:p>
-    <w:bookmarkEnd w:id="63"/>
     <w:bookmarkEnd w:id="64"/>
+    <w:bookmarkEnd w:id="65"/>
     <w:sectPr>
       <w:pgSz w:orient="landscape" w:w="16838" w:h="11906"/>
       <w:pgMar w:left="850" w:right="850" w:top="737" w:bottom="737"/>
@@ -2133,6 +3253,91 @@
       </w:pPr>
     </w:lvl>
   </w:abstractNum>
+  <w:abstractNum w:abstractNumId="99208">
+    <w:nsid w:val="A99208"/>
+    <w:multiLevelType w:val="multilevel"/>
+    <w:lvl w:ilvl="0">
+      <w:start w:val="8"/>
+      <w:numFmt w:val="decimal"/>
+      <w:lvlText w:val="%1."/>
+      <w:lvlJc w:val="left"/>
+      <w:pPr>
+        <w:ind w:left="720" w:hanging="480"/>
+      </w:pPr>
+    </w:lvl>
+    <w:lvl w:ilvl="1">
+      <w:start w:val="8"/>
+      <w:numFmt w:val="lowerLetter"/>
+      <w:lvlText w:val="%2."/>
+      <w:lvlJc w:val="left"/>
+      <w:pPr>
+        <w:ind w:left="1440" w:hanging="480"/>
+      </w:pPr>
+    </w:lvl>
+    <w:lvl w:ilvl="2">
+      <w:start w:val="8"/>
+      <w:numFmt w:val="lowerRoman"/>
+      <w:lvlText w:val="%3."/>
+      <w:lvlJc w:val="left"/>
+      <w:pPr>
+        <w:ind w:left="2160" w:hanging="480"/>
+      </w:pPr>
+    </w:lvl>
+    <w:lvl w:ilvl="3">
+      <w:start w:val="8"/>
+      <w:numFmt w:val="decimal"/>
+      <w:lvlText w:val="%4."/>
+      <w:lvlJc w:val="left"/>
+      <w:pPr>
+        <w:ind w:left="2880" w:hanging="480"/>
+      </w:pPr>
+    </w:lvl>
+    <w:lvl w:ilvl="4">
+      <w:start w:val="8"/>
+      <w:numFmt w:val="lowerLetter"/>
+      <w:lvlText w:val="%5."/>
+      <w:lvlJc w:val="left"/>
+      <w:pPr>
+        <w:ind w:left="3600" w:hanging="480"/>
+      </w:pPr>
+    </w:lvl>
+    <w:lvl w:ilvl="5">
+      <w:start w:val="8"/>
+      <w:numFmt w:val="lowerRoman"/>
+      <w:lvlText w:val="%6."/>
+      <w:lvlJc w:val="left"/>
+      <w:pPr>
+        <w:ind w:left="4320" w:hanging="480"/>
+      </w:pPr>
+    </w:lvl>
+    <w:lvl w:ilvl="6">
+      <w:start w:val="8"/>
+      <w:numFmt w:val="decimal"/>
+      <w:lvlText w:val="%7."/>
+      <w:lvlJc w:val="left"/>
+      <w:pPr>
+        <w:ind w:left="5040" w:hanging="480"/>
+      </w:pPr>
+    </w:lvl>
+    <w:lvl w:ilvl="7">
+      <w:start w:val="8"/>
+      <w:numFmt w:val="lowerLetter"/>
+      <w:lvlText w:val="%8."/>
+      <w:lvlJc w:val="left"/>
+      <w:pPr>
+        <w:ind w:left="5760" w:hanging="480"/>
+      </w:pPr>
+    </w:lvl>
+    <w:lvl w:ilvl="8">
+      <w:start w:val="8"/>
+      <w:numFmt w:val="lowerRoman"/>
+      <w:lvlText w:val="%9."/>
+      <w:lvlJc w:val="left"/>
+      <w:pPr>
+        <w:ind w:left="6480" w:hanging="480"/>
+      </w:pPr>
+    </w:lvl>
+  </w:abstractNum>
   <w:num w:numId="1000">
     <w:abstractNumId w:val="990"/>
   </w:num>
@@ -2230,33 +3435,33 @@
     </w:lvlOverride>
   </w:num>
   <w:num w:numId="1005">
-    <w:abstractNumId w:val="99201"/>
+    <w:abstractNumId w:val="99208"/>
     <w:lvlOverride w:ilvl="0">
-      <w:startOverride w:val="1"/>
+      <w:startOverride w:val="8"/>
     </w:lvlOverride>
     <w:lvlOverride w:ilvl="1">
-      <w:startOverride w:val="1"/>
+      <w:startOverride w:val="8"/>
     </w:lvlOverride>
     <w:lvlOverride w:ilvl="2">
-      <w:startOverride w:val="1"/>
+      <w:startOverride w:val="8"/>
     </w:lvlOverride>
     <w:lvlOverride w:ilvl="3">
-      <w:startOverride w:val="1"/>
+      <w:startOverride w:val="8"/>
     </w:lvlOverride>
     <w:lvlOverride w:ilvl="4">
-      <w:startOverride w:val="1"/>
+      <w:startOverride w:val="8"/>
     </w:lvlOverride>
     <w:lvlOverride w:ilvl="5">
-      <w:startOverride w:val="1"/>
+      <w:startOverride w:val="8"/>
     </w:lvlOverride>
     <w:lvlOverride w:ilvl="6">
-      <w:startOverride w:val="1"/>
+      <w:startOverride w:val="8"/>
     </w:lvlOverride>
     <w:lvlOverride w:ilvl="7">
-      <w:startOverride w:val="1"/>
+      <w:startOverride w:val="8"/>
     </w:lvlOverride>
     <w:lvlOverride w:ilvl="8">
-      <w:startOverride w:val="1"/>
+      <w:startOverride w:val="8"/>
     </w:lvlOverride>
   </w:num>
   <w:num w:numId="1006">
@@ -2350,6 +3555,36 @@
     </w:lvlOverride>
   </w:num>
   <w:num w:numId="1009">
+    <w:abstractNumId w:val="99201"/>
+    <w:lvlOverride w:ilvl="0">
+      <w:startOverride w:val="1"/>
+    </w:lvlOverride>
+    <w:lvlOverride w:ilvl="1">
+      <w:startOverride w:val="1"/>
+    </w:lvlOverride>
+    <w:lvlOverride w:ilvl="2">
+      <w:startOverride w:val="1"/>
+    </w:lvlOverride>
+    <w:lvlOverride w:ilvl="3">
+      <w:startOverride w:val="1"/>
+    </w:lvlOverride>
+    <w:lvlOverride w:ilvl="4">
+      <w:startOverride w:val="1"/>
+    </w:lvlOverride>
+    <w:lvlOverride w:ilvl="5">
+      <w:startOverride w:val="1"/>
+    </w:lvlOverride>
+    <w:lvlOverride w:ilvl="6">
+      <w:startOverride w:val="1"/>
+    </w:lvlOverride>
+    <w:lvlOverride w:ilvl="7">
+      <w:startOverride w:val="1"/>
+    </w:lvlOverride>
+    <w:lvlOverride w:ilvl="8">
+      <w:startOverride w:val="1"/>
+    </w:lvlOverride>
+  </w:num>
+  <w:num w:numId="1010">
     <w:abstractNumId w:val="99201"/>
     <w:lvlOverride w:ilvl="0">
       <w:startOverride w:val="1"/>
